--- a/lessons/7-1/downloads/reveal/teacher/7.1-homework-packet.docx
+++ b/lessons/7-1/downloads/reveal/teacher/7.1-homework-packet.docx
@@ -15,10 +15,28 @@
         <w:rPr>
           <w:rFonts w:ascii="Avenir Next" w:hAnsi="Avenir Next" w:cs="Avenir Next" w:eastAsia="Avenir Next"/>
           <w:color w:val="1A1A1A"/>
+          <w:sz w:val="22"/>
+          <w:szCs w:val="20"/>
+        </w:rPr>
+        <w:t xml:space="preserve">Name</w:t>
+      </w:r>
+      <w:r>
+        <w:rPr>
+          <w:rFonts w:ascii="Avenir Next" w:hAnsi="Avenir Next" w:cs="Avenir Next" w:eastAsia="Avenir Next"/>
+          <w:color w:val="1A1A1A"/>
           <w:sz w:val="20"/>
           <w:szCs w:val="20"/>
         </w:rPr>
-        <w:t xml:space="preserve">Name</w:t>
+        <w:tab/>
+      </w:r>
+      <w:r>
+        <w:rPr>
+          <w:rFonts w:ascii="Avenir Next" w:hAnsi="Avenir Next" w:cs="Avenir Next" w:eastAsia="Avenir Next"/>
+          <w:color w:val="1A1A1A"/>
+          <w:sz w:val="22"/>
+          <w:szCs w:val="20"/>
+        </w:rPr>
+        <w:t xml:space="preserve">   Date</w:t>
       </w:r>
       <w:r>
         <w:rPr>
@@ -33,25 +51,7 @@
         <w:rPr>
           <w:rFonts w:ascii="Avenir Next" w:hAnsi="Avenir Next" w:cs="Avenir Next" w:eastAsia="Avenir Next"/>
           <w:color w:val="1A1A1A"/>
-          <w:sz w:val="20"/>
-          <w:szCs w:val="20"/>
-        </w:rPr>
-        <w:t xml:space="preserve">   Date</w:t>
-      </w:r>
-      <w:r>
-        <w:rPr>
-          <w:rFonts w:ascii="Avenir Next" w:hAnsi="Avenir Next" w:cs="Avenir Next" w:eastAsia="Avenir Next"/>
-          <w:color w:val="1A1A1A"/>
-          <w:sz w:val="20"/>
-          <w:szCs w:val="20"/>
-        </w:rPr>
-        <w:tab/>
-      </w:r>
-      <w:r>
-        <w:rPr>
-          <w:rFonts w:ascii="Avenir Next" w:hAnsi="Avenir Next" w:cs="Avenir Next" w:eastAsia="Avenir Next"/>
-          <w:color w:val="1A1A1A"/>
-          <w:sz w:val="20"/>
+          <w:sz w:val="22"/>
           <w:szCs w:val="20"/>
         </w:rPr>
         <w:t xml:space="preserve">   Period</w:t>
@@ -78,7 +78,7 @@
           <w:caps/>
           <w:color w:val="003A70"/>
           <w:spacing w:val="12"/>
-          <w:sz w:val="19"/>
+          <w:sz w:val="22"/>
           <w:szCs w:val="19"/>
         </w:rPr>
         <w:t xml:space="preserve">Lesson 7-1  ·  Homework Packet  ·  Sheet 1 of 2</w:t>
@@ -86,6 +86,7 @@
     </w:p>
     <w:p>
       <w:pPr>
+        <w:pStyle w:val="Heading1"/>
         <w:keepNext/>
         <w:spacing w:before="0" w:after="0" w:line="240" w:lineRule="auto"/>
       </w:pPr>
@@ -111,7 +112,7 @@
         <w:rPr>
           <w:rFonts w:ascii="Avenir Next" w:hAnsi="Avenir Next" w:cs="Avenir Next" w:eastAsia="Avenir Next"/>
           <w:color w:val="5A5F66"/>
-          <w:sz w:val="17"/>
+          <w:sz w:val="22"/>
           <w:szCs w:val="17"/>
         </w:rPr>
         <w:t xml:space="preserve">Maryland Standard 6.NS.C.5   ·   Learning target — I can write an integer for a real situation and name its opposite.</w:t>
@@ -158,6 +159,7 @@
           </w:tcPr>
           <w:p>
             <w:pPr>
+              <w:pStyle w:val="Heading2"/>
               <w:spacing w:before="0" w:after="0" w:line="240" w:lineRule="auto"/>
             </w:pPr>
             <w:r>
@@ -185,35 +187,35 @@
                 <w:rFonts w:ascii="Avenir Next" w:hAnsi="Avenir Next" w:cs="Avenir Next" w:eastAsia="Avenir Next"/>
                 <w:b/>
                 <w:color w:val="003A70"/>
+                <w:sz w:val="22"/>
+                <w:szCs w:val="18"/>
+              </w:rPr>
+              <w:t xml:space="preserve">•</w:t>
+            </w:r>
+            <w:r>
+              <w:rPr>
+                <w:rFonts w:ascii="Avenir Next" w:hAnsi="Avenir Next" w:cs="Avenir Next" w:eastAsia="Avenir Next"/>
+                <w:color w:val="1A1A1A"/>
                 <w:sz w:val="18"/>
                 <w:szCs w:val="18"/>
               </w:rPr>
-              <w:t xml:space="preserve">•</w:t>
-            </w:r>
-            <w:r>
-              <w:rPr>
-                <w:rFonts w:ascii="Avenir Next" w:hAnsi="Avenir Next" w:cs="Avenir Next" w:eastAsia="Avenir Next"/>
-                <w:color w:val="1A1A1A"/>
-                <w:sz w:val="18"/>
+              <w:tab/>
+            </w:r>
+            <w:r>
+              <w:rPr>
+                <w:rFonts w:ascii="Avenir Next" w:hAnsi="Avenir Next" w:cs="Avenir Next" w:eastAsia="Avenir Next"/>
+                <w:b/>
+                <w:color w:val="1A1A1A"/>
+                <w:sz w:val="22"/>
                 <w:szCs w:val="18"/>
               </w:rPr>
-              <w:tab/>
-            </w:r>
-            <w:r>
-              <w:rPr>
-                <w:rFonts w:ascii="Avenir Next" w:hAnsi="Avenir Next" w:cs="Avenir Next" w:eastAsia="Avenir Next"/>
-                <w:b/>
-                <w:color w:val="1A1A1A"/>
-                <w:sz w:val="18"/>
-                <w:szCs w:val="18"/>
-              </w:rPr>
               <w:t xml:space="preserve">Integers</w:t>
             </w:r>
             <w:r>
               <w:rPr>
                 <w:rFonts w:ascii="Avenir Next" w:hAnsi="Avenir Next" w:cs="Avenir Next" w:eastAsia="Avenir Next"/>
                 <w:color w:val="1A1A1A"/>
-                <w:sz w:val="18"/>
+                <w:sz w:val="22"/>
                 <w:szCs w:val="18"/>
               </w:rPr>
               <w:t xml:space="preserve">: … −3, −2, −1, 0, 1, 2, 3 …</w:t>
@@ -232,54 +234,54 @@
                 <w:rFonts w:ascii="Avenir Next" w:hAnsi="Avenir Next" w:cs="Avenir Next" w:eastAsia="Avenir Next"/>
                 <w:b/>
                 <w:color w:val="003A70"/>
+                <w:sz w:val="22"/>
+                <w:szCs w:val="18"/>
+              </w:rPr>
+              <w:t xml:space="preserve">•</w:t>
+            </w:r>
+            <w:r>
+              <w:rPr>
+                <w:rFonts w:ascii="Avenir Next" w:hAnsi="Avenir Next" w:cs="Avenir Next" w:eastAsia="Avenir Next"/>
+                <w:color w:val="1A1A1A"/>
                 <w:sz w:val="18"/>
                 <w:szCs w:val="18"/>
               </w:rPr>
-              <w:t xml:space="preserve">•</w:t>
-            </w:r>
-            <w:r>
-              <w:rPr>
-                <w:rFonts w:ascii="Avenir Next" w:hAnsi="Avenir Next" w:cs="Avenir Next" w:eastAsia="Avenir Next"/>
-                <w:color w:val="1A1A1A"/>
-                <w:sz w:val="18"/>
+              <w:tab/>
+            </w:r>
+            <w:r>
+              <w:rPr>
+                <w:rFonts w:ascii="Avenir Next" w:hAnsi="Avenir Next" w:cs="Avenir Next" w:eastAsia="Avenir Next"/>
+                <w:b/>
+                <w:color w:val="1A1A1A"/>
+                <w:sz w:val="22"/>
                 <w:szCs w:val="18"/>
               </w:rPr>
-              <w:tab/>
-            </w:r>
-            <w:r>
-              <w:rPr>
-                <w:rFonts w:ascii="Avenir Next" w:hAnsi="Avenir Next" w:cs="Avenir Next" w:eastAsia="Avenir Next"/>
-                <w:b/>
-                <w:color w:val="1A1A1A"/>
-                <w:sz w:val="18"/>
+              <w:t xml:space="preserve">Positive</w:t>
+            </w:r>
+            <w:r>
+              <w:rPr>
+                <w:rFonts w:ascii="Avenir Next" w:hAnsi="Avenir Next" w:cs="Avenir Next" w:eastAsia="Avenir Next"/>
+                <w:color w:val="1A1A1A"/>
+                <w:sz w:val="22"/>
                 <w:szCs w:val="18"/>
               </w:rPr>
-              <w:t xml:space="preserve">Positive</w:t>
-            </w:r>
-            <w:r>
-              <w:rPr>
-                <w:rFonts w:ascii="Avenir Next" w:hAnsi="Avenir Next" w:cs="Avenir Next" w:eastAsia="Avenir Next"/>
-                <w:color w:val="1A1A1A"/>
-                <w:sz w:val="18"/>
+              <w:t xml:space="preserve"> = above 0 (gain, up). </w:t>
+            </w:r>
+            <w:r>
+              <w:rPr>
+                <w:rFonts w:ascii="Avenir Next" w:hAnsi="Avenir Next" w:cs="Avenir Next" w:eastAsia="Avenir Next"/>
+                <w:b/>
+                <w:color w:val="1A1A1A"/>
+                <w:sz w:val="22"/>
                 <w:szCs w:val="18"/>
               </w:rPr>
-              <w:t xml:space="preserve"> = above 0 (gain, up). </w:t>
-            </w:r>
-            <w:r>
-              <w:rPr>
-                <w:rFonts w:ascii="Avenir Next" w:hAnsi="Avenir Next" w:cs="Avenir Next" w:eastAsia="Avenir Next"/>
-                <w:b/>
-                <w:color w:val="1A1A1A"/>
-                <w:sz w:val="18"/>
-                <w:szCs w:val="18"/>
-              </w:rPr>
               <w:t xml:space="preserve">Negative</w:t>
             </w:r>
             <w:r>
               <w:rPr>
                 <w:rFonts w:ascii="Avenir Next" w:hAnsi="Avenir Next" w:cs="Avenir Next" w:eastAsia="Avenir Next"/>
                 <w:color w:val="1A1A1A"/>
-                <w:sz w:val="18"/>
+                <w:sz w:val="22"/>
                 <w:szCs w:val="18"/>
               </w:rPr>
               <w:t xml:space="preserve"> = below 0 (loss, down).</w:t>
@@ -298,35 +300,35 @@
                 <w:rFonts w:ascii="Avenir Next" w:hAnsi="Avenir Next" w:cs="Avenir Next" w:eastAsia="Avenir Next"/>
                 <w:b/>
                 <w:color w:val="003A70"/>
+                <w:sz w:val="22"/>
+                <w:szCs w:val="18"/>
+              </w:rPr>
+              <w:t xml:space="preserve">•</w:t>
+            </w:r>
+            <w:r>
+              <w:rPr>
+                <w:rFonts w:ascii="Avenir Next" w:hAnsi="Avenir Next" w:cs="Avenir Next" w:eastAsia="Avenir Next"/>
+                <w:color w:val="1A1A1A"/>
                 <w:sz w:val="18"/>
                 <w:szCs w:val="18"/>
               </w:rPr>
-              <w:t xml:space="preserve">•</w:t>
-            </w:r>
-            <w:r>
-              <w:rPr>
-                <w:rFonts w:ascii="Avenir Next" w:hAnsi="Avenir Next" w:cs="Avenir Next" w:eastAsia="Avenir Next"/>
-                <w:color w:val="1A1A1A"/>
-                <w:sz w:val="18"/>
+              <w:tab/>
+            </w:r>
+            <w:r>
+              <w:rPr>
+                <w:rFonts w:ascii="Avenir Next" w:hAnsi="Avenir Next" w:cs="Avenir Next" w:eastAsia="Avenir Next"/>
+                <w:b/>
+                <w:color w:val="1A1A1A"/>
+                <w:sz w:val="22"/>
                 <w:szCs w:val="18"/>
               </w:rPr>
-              <w:tab/>
-            </w:r>
-            <w:r>
-              <w:rPr>
-                <w:rFonts w:ascii="Avenir Next" w:hAnsi="Avenir Next" w:cs="Avenir Next" w:eastAsia="Avenir Next"/>
-                <w:b/>
-                <w:color w:val="1A1A1A"/>
-                <w:sz w:val="18"/>
-                <w:szCs w:val="18"/>
-              </w:rPr>
               <w:t xml:space="preserve">Opposites</w:t>
             </w:r>
             <w:r>
               <w:rPr>
                 <w:rFonts w:ascii="Avenir Next" w:hAnsi="Avenir Next" w:cs="Avenir Next" w:eastAsia="Avenir Next"/>
                 <w:color w:val="1A1A1A"/>
-                <w:sz w:val="18"/>
+                <w:sz w:val="22"/>
                 <w:szCs w:val="18"/>
               </w:rPr>
               <w:t xml:space="preserve"> are the same distance from 0 on different sides: 6 and −6.</w:t>
@@ -341,6 +343,7 @@
           </w:tcPr>
           <w:p>
             <w:pPr>
+              <w:pStyle w:val="Heading2"/>
               <w:spacing w:before="0" w:after="0" w:line="240" w:lineRule="auto"/>
             </w:pPr>
             <w:r>
@@ -363,7 +366,7 @@
               <w:rPr>
                 <w:rFonts w:ascii="Avenir Next" w:hAnsi="Avenir Next" w:cs="Avenir Next" w:eastAsia="Avenir Next"/>
                 <w:color w:val="1A1A1A"/>
-                <w:sz w:val="17"/>
+                <w:sz w:val="22"/>
                 <w:szCs w:val="17"/>
               </w:rPr>
               <w:t xml:space="preserve">A diver swims 18 feet below sea level. Write an integer for her depth and its opposite.</w:t>
@@ -382,25 +385,25 @@
                 <w:rFonts w:ascii="Avenir Next" w:hAnsi="Avenir Next" w:cs="Avenir Next" w:eastAsia="Avenir Next"/>
                 <w:b/>
                 <w:color w:val="003A70"/>
+                <w:sz w:val="22"/>
+                <w:szCs w:val="17"/>
+              </w:rPr>
+              <w:t xml:space="preserve">Step 1</w:t>
+            </w:r>
+            <w:r>
+              <w:rPr>
+                <w:rFonts w:ascii="Avenir Next" w:hAnsi="Avenir Next" w:cs="Avenir Next" w:eastAsia="Avenir Next"/>
+                <w:color w:val="1A1A1A"/>
                 <w:sz w:val="17"/>
                 <w:szCs w:val="17"/>
               </w:rPr>
-              <w:t xml:space="preserve">Step 1</w:t>
-            </w:r>
-            <w:r>
-              <w:rPr>
-                <w:rFonts w:ascii="Avenir Next" w:hAnsi="Avenir Next" w:cs="Avenir Next" w:eastAsia="Avenir Next"/>
-                <w:color w:val="1A1A1A"/>
-                <w:sz w:val="17"/>
-                <w:szCs w:val="17"/>
-              </w:rPr>
               <w:tab/>
             </w:r>
             <w:r>
               <w:rPr>
                 <w:rFonts w:ascii="Avenir Next" w:hAnsi="Avenir Next" w:cs="Avenir Next" w:eastAsia="Avenir Next"/>
                 <w:color w:val="1A1A1A"/>
-                <w:sz w:val="17"/>
+                <w:sz w:val="22"/>
                 <w:szCs w:val="17"/>
               </w:rPr>
               <w:t xml:space="preserve">Below sea level is less than 0: −18.</w:t>
@@ -419,25 +422,25 @@
                 <w:rFonts w:ascii="Avenir Next" w:hAnsi="Avenir Next" w:cs="Avenir Next" w:eastAsia="Avenir Next"/>
                 <w:b/>
                 <w:color w:val="003A70"/>
+                <w:sz w:val="22"/>
+                <w:szCs w:val="17"/>
+              </w:rPr>
+              <w:t xml:space="preserve">Step 2</w:t>
+            </w:r>
+            <w:r>
+              <w:rPr>
+                <w:rFonts w:ascii="Avenir Next" w:hAnsi="Avenir Next" w:cs="Avenir Next" w:eastAsia="Avenir Next"/>
+                <w:color w:val="1A1A1A"/>
                 <w:sz w:val="17"/>
                 <w:szCs w:val="17"/>
               </w:rPr>
-              <w:t xml:space="preserve">Step 2</w:t>
-            </w:r>
-            <w:r>
-              <w:rPr>
-                <w:rFonts w:ascii="Avenir Next" w:hAnsi="Avenir Next" w:cs="Avenir Next" w:eastAsia="Avenir Next"/>
-                <w:color w:val="1A1A1A"/>
-                <w:sz w:val="17"/>
-                <w:szCs w:val="17"/>
-              </w:rPr>
               <w:tab/>
             </w:r>
             <w:r>
               <w:rPr>
                 <w:rFonts w:ascii="Avenir Next" w:hAnsi="Avenir Next" w:cs="Avenir Next" w:eastAsia="Avenir Next"/>
                 <w:color w:val="1A1A1A"/>
-                <w:sz w:val="17"/>
+                <w:sz w:val="22"/>
                 <w:szCs w:val="17"/>
               </w:rPr>
               <w:t xml:space="preserve">The opposite is 18 units from 0 on the other side: 18.</w:t>
@@ -456,18 +459,18 @@
                 <w:rFonts w:ascii="Avenir Next" w:hAnsi="Avenir Next" w:cs="Avenir Next" w:eastAsia="Avenir Next"/>
                 <w:b/>
                 <w:color w:val="1A1A1A"/>
+                <w:sz w:val="22"/>
+                <w:szCs w:val="17"/>
+              </w:rPr>
+              <w:t xml:space="preserve">Answer</w:t>
+            </w:r>
+            <w:r>
+              <w:rPr>
+                <w:rFonts w:ascii="Avenir Next" w:hAnsi="Avenir Next" w:cs="Avenir Next" w:eastAsia="Avenir Next"/>
+                <w:color w:val="1A1A1A"/>
                 <w:sz w:val="17"/>
                 <w:szCs w:val="17"/>
               </w:rPr>
-              <w:t xml:space="preserve">Answer</w:t>
-            </w:r>
-            <w:r>
-              <w:rPr>
-                <w:rFonts w:ascii="Avenir Next" w:hAnsi="Avenir Next" w:cs="Avenir Next" w:eastAsia="Avenir Next"/>
-                <w:color w:val="1A1A1A"/>
-                <w:sz w:val="17"/>
-                <w:szCs w:val="17"/>
-              </w:rPr>
               <w:tab/>
             </w:r>
             <w:r>
@@ -475,7 +478,7 @@
                 <w:rFonts w:ascii="Avenir Next" w:hAnsi="Avenir Next" w:cs="Avenir Next" w:eastAsia="Avenir Next"/>
                 <w:b/>
                 <w:color w:val="1A1A1A"/>
-                <w:sz w:val="17"/>
+                <w:sz w:val="22"/>
                 <w:szCs w:val="17"/>
               </w:rPr>
               <w:t xml:space="preserve">−18 feet; opposite 18</w:t>
@@ -486,6 +489,7 @@
     </w:tbl>
     <w:p>
       <w:pPr>
+        <w:pStyle w:val="Heading2"/>
         <w:keepNext/>
         <w:pBdr>
           <w:bottom w:val="single" w:sz="8" w:space="3" w:color="003A70"/>
@@ -501,7 +505,7 @@
           <w:b/>
           <w:color w:val="003A70"/>
           <w:spacing w:val="14"/>
-          <w:sz w:val="19"/>
+          <w:sz w:val="22"/>
           <w:szCs w:val="19"/>
         </w:rPr>
         <w:t xml:space="preserve">PRACTICE</w:t>
@@ -520,7 +524,7 @@
           <w:rFonts w:ascii="Avenir Next" w:hAnsi="Avenir Next" w:cs="Avenir Next" w:eastAsia="Avenir Next"/>
           <w:i/>
           <w:color w:val="5A5F66"/>
-          <w:sz w:val="17"/>
+          <w:sz w:val="22"/>
           <w:szCs w:val="17"/>
         </w:rPr>
         <w:t xml:space="preserve">show your work · label units</w:t>
@@ -540,25 +544,25 @@
           <w:rFonts w:ascii="Avenir Next" w:hAnsi="Avenir Next" w:cs="Avenir Next" w:eastAsia="Avenir Next"/>
           <w:b/>
           <w:color w:val="1A1A1A"/>
+          <w:sz w:val="22"/>
+          <w:szCs w:val="20"/>
+        </w:rPr>
+        <w:t xml:space="preserve">1.</w:t>
+      </w:r>
+      <w:r>
+        <w:rPr>
+          <w:rFonts w:ascii="Avenir Next" w:hAnsi="Avenir Next" w:cs="Avenir Next" w:eastAsia="Avenir Next"/>
+          <w:color w:val="1A1A1A"/>
           <w:sz w:val="20"/>
           <w:szCs w:val="20"/>
         </w:rPr>
-        <w:t xml:space="preserve">1.</w:t>
-      </w:r>
-      <w:r>
-        <w:rPr>
-          <w:rFonts w:ascii="Avenir Next" w:hAnsi="Avenir Next" w:cs="Avenir Next" w:eastAsia="Avenir Next"/>
-          <w:color w:val="1A1A1A"/>
-          <w:sz w:val="20"/>
-          <w:szCs w:val="20"/>
-        </w:rPr>
         <w:tab/>
       </w:r>
       <w:r>
         <w:rPr>
           <w:rFonts w:ascii="Avenir Next" w:hAnsi="Avenir Next" w:cs="Avenir Next" w:eastAsia="Avenir Next"/>
           <w:color w:val="1A1A1A"/>
-          <w:sz w:val="20"/>
+          <w:sz w:val="22"/>
           <w:szCs w:val="20"/>
         </w:rPr>
         <w:t xml:space="preserve">Write an integer for each situation.</w:t>
@@ -613,25 +617,25 @@
                 <w:rFonts w:ascii="Avenir Next" w:hAnsi="Avenir Next" w:cs="Avenir Next" w:eastAsia="Avenir Next"/>
                 <w:b/>
                 <w:color w:val="003A70"/>
+                <w:sz w:val="22"/>
+                <w:szCs w:val="20"/>
+              </w:rPr>
+              <w:t xml:space="preserve">a.</w:t>
+            </w:r>
+            <w:r>
+              <w:rPr>
+                <w:rFonts w:ascii="Avenir Next" w:hAnsi="Avenir Next" w:cs="Avenir Next" w:eastAsia="Avenir Next"/>
+                <w:color w:val="1A1A1A"/>
                 <w:sz w:val="20"/>
                 <w:szCs w:val="20"/>
               </w:rPr>
-              <w:t xml:space="preserve">a.</w:t>
-            </w:r>
-            <w:r>
-              <w:rPr>
-                <w:rFonts w:ascii="Avenir Next" w:hAnsi="Avenir Next" w:cs="Avenir Next" w:eastAsia="Avenir Next"/>
-                <w:color w:val="1A1A1A"/>
-                <w:sz w:val="20"/>
-                <w:szCs w:val="20"/>
-              </w:rPr>
               <w:tab/>
             </w:r>
             <w:r>
               <w:rPr>
                 <w:rFonts w:ascii="Avenir Next" w:hAnsi="Avenir Next" w:cs="Avenir Next" w:eastAsia="Avenir Next"/>
                 <w:color w:val="1A1A1A"/>
-                <w:sz w:val="20"/>
+                <w:sz w:val="22"/>
                 <w:szCs w:val="20"/>
               </w:rPr>
               <w:t xml:space="preserve">a loss of 12 yards</w:t>
@@ -675,25 +679,25 @@
                 <w:rFonts w:ascii="Avenir Next" w:hAnsi="Avenir Next" w:cs="Avenir Next" w:eastAsia="Avenir Next"/>
                 <w:b/>
                 <w:color w:val="003A70"/>
+                <w:sz w:val="22"/>
+                <w:szCs w:val="20"/>
+              </w:rPr>
+              <w:t xml:space="preserve">b.</w:t>
+            </w:r>
+            <w:r>
+              <w:rPr>
+                <w:rFonts w:ascii="Avenir Next" w:hAnsi="Avenir Next" w:cs="Avenir Next" w:eastAsia="Avenir Next"/>
+                <w:color w:val="1A1A1A"/>
                 <w:sz w:val="20"/>
                 <w:szCs w:val="20"/>
               </w:rPr>
-              <w:t xml:space="preserve">b.</w:t>
-            </w:r>
-            <w:r>
-              <w:rPr>
-                <w:rFonts w:ascii="Avenir Next" w:hAnsi="Avenir Next" w:cs="Avenir Next" w:eastAsia="Avenir Next"/>
-                <w:color w:val="1A1A1A"/>
-                <w:sz w:val="20"/>
-                <w:szCs w:val="20"/>
-              </w:rPr>
               <w:tab/>
             </w:r>
             <w:r>
               <w:rPr>
                 <w:rFonts w:ascii="Avenir Next" w:hAnsi="Avenir Next" w:cs="Avenir Next" w:eastAsia="Avenir Next"/>
                 <w:color w:val="1A1A1A"/>
-                <w:sz w:val="20"/>
+                <w:sz w:val="22"/>
                 <w:szCs w:val="20"/>
               </w:rPr>
               <w:t xml:space="preserve">a deposit of $40</w:t>
@@ -743,25 +747,25 @@
                 <w:rFonts w:ascii="Avenir Next" w:hAnsi="Avenir Next" w:cs="Avenir Next" w:eastAsia="Avenir Next"/>
                 <w:b/>
                 <w:color w:val="003A70"/>
+                <w:sz w:val="22"/>
+                <w:szCs w:val="20"/>
+              </w:rPr>
+              <w:t xml:space="preserve">c.</w:t>
+            </w:r>
+            <w:r>
+              <w:rPr>
+                <w:rFonts w:ascii="Avenir Next" w:hAnsi="Avenir Next" w:cs="Avenir Next" w:eastAsia="Avenir Next"/>
+                <w:color w:val="1A1A1A"/>
                 <w:sz w:val="20"/>
                 <w:szCs w:val="20"/>
               </w:rPr>
-              <w:t xml:space="preserve">c.</w:t>
-            </w:r>
-            <w:r>
-              <w:rPr>
-                <w:rFonts w:ascii="Avenir Next" w:hAnsi="Avenir Next" w:cs="Avenir Next" w:eastAsia="Avenir Next"/>
-                <w:color w:val="1A1A1A"/>
-                <w:sz w:val="20"/>
-                <w:szCs w:val="20"/>
-              </w:rPr>
               <w:tab/>
             </w:r>
             <w:r>
               <w:rPr>
                 <w:rFonts w:ascii="Avenir Next" w:hAnsi="Avenir Next" w:cs="Avenir Next" w:eastAsia="Avenir Next"/>
                 <w:color w:val="1A1A1A"/>
-                <w:sz w:val="20"/>
+                <w:sz w:val="22"/>
                 <w:szCs w:val="20"/>
               </w:rPr>
               <w:t xml:space="preserve">9 floors below the street</w:t>
@@ -805,25 +809,25 @@
                 <w:rFonts w:ascii="Avenir Next" w:hAnsi="Avenir Next" w:cs="Avenir Next" w:eastAsia="Avenir Next"/>
                 <w:b/>
                 <w:color w:val="003A70"/>
+                <w:sz w:val="22"/>
+                <w:szCs w:val="20"/>
+              </w:rPr>
+              <w:t xml:space="preserve">d.</w:t>
+            </w:r>
+            <w:r>
+              <w:rPr>
+                <w:rFonts w:ascii="Avenir Next" w:hAnsi="Avenir Next" w:cs="Avenir Next" w:eastAsia="Avenir Next"/>
+                <w:color w:val="1A1A1A"/>
                 <w:sz w:val="20"/>
                 <w:szCs w:val="20"/>
               </w:rPr>
-              <w:t xml:space="preserve">d.</w:t>
-            </w:r>
-            <w:r>
-              <w:rPr>
-                <w:rFonts w:ascii="Avenir Next" w:hAnsi="Avenir Next" w:cs="Avenir Next" w:eastAsia="Avenir Next"/>
-                <w:color w:val="1A1A1A"/>
-                <w:sz w:val="20"/>
-                <w:szCs w:val="20"/>
-              </w:rPr>
               <w:tab/>
             </w:r>
             <w:r>
               <w:rPr>
                 <w:rFonts w:ascii="Avenir Next" w:hAnsi="Avenir Next" w:cs="Avenir Next" w:eastAsia="Avenir Next"/>
                 <w:color w:val="1A1A1A"/>
-                <w:sz w:val="20"/>
+                <w:sz w:val="22"/>
                 <w:szCs w:val="20"/>
               </w:rPr>
               <w:t xml:space="preserve">15 degrees above zero</w:t>
@@ -873,25 +877,25 @@
                 <w:rFonts w:ascii="Avenir Next" w:hAnsi="Avenir Next" w:cs="Avenir Next" w:eastAsia="Avenir Next"/>
                 <w:b/>
                 <w:color w:val="003A70"/>
+                <w:sz w:val="22"/>
+                <w:szCs w:val="20"/>
+              </w:rPr>
+              <w:t xml:space="preserve">e.</w:t>
+            </w:r>
+            <w:r>
+              <w:rPr>
+                <w:rFonts w:ascii="Avenir Next" w:hAnsi="Avenir Next" w:cs="Avenir Next" w:eastAsia="Avenir Next"/>
+                <w:color w:val="1A1A1A"/>
                 <w:sz w:val="20"/>
                 <w:szCs w:val="20"/>
               </w:rPr>
-              <w:t xml:space="preserve">e.</w:t>
-            </w:r>
-            <w:r>
-              <w:rPr>
-                <w:rFonts w:ascii="Avenir Next" w:hAnsi="Avenir Next" w:cs="Avenir Next" w:eastAsia="Avenir Next"/>
-                <w:color w:val="1A1A1A"/>
-                <w:sz w:val="20"/>
-                <w:szCs w:val="20"/>
-              </w:rPr>
               <w:tab/>
             </w:r>
             <w:r>
               <w:rPr>
                 <w:rFonts w:ascii="Avenir Next" w:hAnsi="Avenir Next" w:cs="Avenir Next" w:eastAsia="Avenir Next"/>
                 <w:color w:val="1A1A1A"/>
-                <w:sz w:val="20"/>
+                <w:sz w:val="22"/>
                 <w:szCs w:val="20"/>
               </w:rPr>
               <w:t xml:space="preserve">a $25 withdrawal</w:t>
@@ -935,25 +939,25 @@
                 <w:rFonts w:ascii="Avenir Next" w:hAnsi="Avenir Next" w:cs="Avenir Next" w:eastAsia="Avenir Next"/>
                 <w:b/>
                 <w:color w:val="003A70"/>
+                <w:sz w:val="22"/>
+                <w:szCs w:val="20"/>
+              </w:rPr>
+              <w:t xml:space="preserve">f.</w:t>
+            </w:r>
+            <w:r>
+              <w:rPr>
+                <w:rFonts w:ascii="Avenir Next" w:hAnsi="Avenir Next" w:cs="Avenir Next" w:eastAsia="Avenir Next"/>
+                <w:color w:val="1A1A1A"/>
                 <w:sz w:val="20"/>
                 <w:szCs w:val="20"/>
               </w:rPr>
-              <w:t xml:space="preserve">f.</w:t>
-            </w:r>
-            <w:r>
-              <w:rPr>
-                <w:rFonts w:ascii="Avenir Next" w:hAnsi="Avenir Next" w:cs="Avenir Next" w:eastAsia="Avenir Next"/>
-                <w:color w:val="1A1A1A"/>
-                <w:sz w:val="20"/>
-                <w:szCs w:val="20"/>
-              </w:rPr>
               <w:tab/>
             </w:r>
             <w:r>
               <w:rPr>
                 <w:rFonts w:ascii="Avenir Next" w:hAnsi="Avenir Next" w:cs="Avenir Next" w:eastAsia="Avenir Next"/>
                 <w:color w:val="1A1A1A"/>
-                <w:sz w:val="20"/>
+                <w:sz w:val="22"/>
                 <w:szCs w:val="20"/>
               </w:rPr>
               <w:t xml:space="preserve">a gain of 7 pounds</w:t>
@@ -1000,25 +1004,25 @@
           <w:rFonts w:ascii="Avenir Next" w:hAnsi="Avenir Next" w:cs="Avenir Next" w:eastAsia="Avenir Next"/>
           <w:b/>
           <w:color w:val="1A1A1A"/>
+          <w:sz w:val="22"/>
+          <w:szCs w:val="20"/>
+        </w:rPr>
+        <w:t xml:space="preserve">2.</w:t>
+      </w:r>
+      <w:r>
+        <w:rPr>
+          <w:rFonts w:ascii="Avenir Next" w:hAnsi="Avenir Next" w:cs="Avenir Next" w:eastAsia="Avenir Next"/>
+          <w:color w:val="1A1A1A"/>
           <w:sz w:val="20"/>
           <w:szCs w:val="20"/>
         </w:rPr>
-        <w:t xml:space="preserve">2.</w:t>
-      </w:r>
-      <w:r>
-        <w:rPr>
-          <w:rFonts w:ascii="Avenir Next" w:hAnsi="Avenir Next" w:cs="Avenir Next" w:eastAsia="Avenir Next"/>
-          <w:color w:val="1A1A1A"/>
-          <w:sz w:val="20"/>
-          <w:szCs w:val="20"/>
-        </w:rPr>
         <w:tab/>
       </w:r>
       <w:r>
         <w:rPr>
           <w:rFonts w:ascii="Avenir Next" w:hAnsi="Avenir Next" w:cs="Avenir Next" w:eastAsia="Avenir Next"/>
           <w:color w:val="1A1A1A"/>
-          <w:sz w:val="20"/>
+          <w:sz w:val="22"/>
           <w:szCs w:val="20"/>
         </w:rPr>
         <w:t xml:space="preserve">Plot −6 and its opposite on the number line. Label each point with its value.</w:t>
@@ -1037,7 +1041,7 @@
         <w:drawing>
           <wp:inline distT="0" distB="0" distL="0" distR="0">
             <wp:extent cx="4572000" cy="566928"/>
-            <wp:docPr id="1" name="Figure 1"/>
+            <wp:docPr id="1" name="Figure 1" descr="Number line from -8 to 8, ticks every 1."/>
             <a:graphic xmlns:a="http://schemas.openxmlformats.org/drawingml/2006/main">
               <a:graphicData uri="http://schemas.openxmlformats.org/drawingml/2006/picture">
                 <pic:pic xmlns:pic="http://schemas.openxmlformats.org/drawingml/2006/picture">
@@ -1080,10 +1084,19 @@
         <w:rPr>
           <w:rFonts w:ascii="Avenir Next" w:hAnsi="Avenir Next" w:cs="Avenir Next" w:eastAsia="Avenir Next"/>
           <w:color w:val="1A1A1A"/>
+          <w:sz w:val="22"/>
+          <w:szCs w:val="20"/>
+        </w:rPr>
+        <w:t xml:space="preserve">How far is each point from 0?</w:t>
+      </w:r>
+      <w:r>
+        <w:rPr>
+          <w:rFonts w:ascii="Avenir Next" w:hAnsi="Avenir Next" w:cs="Avenir Next" w:eastAsia="Avenir Next"/>
+          <w:color w:val="1A1A1A"/>
           <w:sz w:val="20"/>
           <w:szCs w:val="20"/>
         </w:rPr>
-        <w:t xml:space="preserve">How far is each point from 0?</w:t>
+        <w:t xml:space="preserve">  </w:t>
       </w:r>
       <w:r>
         <w:rPr>
@@ -1091,15 +1104,6 @@
           <w:color w:val="1A1A1A"/>
           <w:sz w:val="20"/>
           <w:szCs w:val="20"/>
-        </w:rPr>
-        <w:t xml:space="preserve">  </w:t>
-      </w:r>
-      <w:r>
-        <w:rPr>
-          <w:rFonts w:ascii="Avenir Next" w:hAnsi="Avenir Next" w:cs="Avenir Next" w:eastAsia="Avenir Next"/>
-          <w:color w:val="1A1A1A"/>
-          <w:sz w:val="20"/>
-          <w:szCs w:val="20"/>
           <w:u w:val="single"/>
         </w:rPr>
         <w:t xml:space="preserve">                </w:t>
@@ -1108,7 +1112,7 @@
         <w:rPr>
           <w:rFonts w:ascii="Avenir Next" w:hAnsi="Avenir Next" w:cs="Avenir Next" w:eastAsia="Avenir Next"/>
           <w:color w:val="1A1A1A"/>
-          <w:sz w:val="20"/>
+          <w:sz w:val="22"/>
           <w:szCs w:val="20"/>
         </w:rPr>
         <w:t xml:space="preserve"> units</w:t>
@@ -1133,25 +1137,25 @@
           <w:rFonts w:ascii="Avenir Next" w:hAnsi="Avenir Next" w:cs="Avenir Next" w:eastAsia="Avenir Next"/>
           <w:b/>
           <w:color w:val="1A1A1A"/>
+          <w:sz w:val="22"/>
+          <w:szCs w:val="20"/>
+        </w:rPr>
+        <w:t xml:space="preserve">3.</w:t>
+      </w:r>
+      <w:r>
+        <w:rPr>
+          <w:rFonts w:ascii="Avenir Next" w:hAnsi="Avenir Next" w:cs="Avenir Next" w:eastAsia="Avenir Next"/>
+          <w:color w:val="1A1A1A"/>
           <w:sz w:val="20"/>
           <w:szCs w:val="20"/>
         </w:rPr>
-        <w:t xml:space="preserve">3.</w:t>
-      </w:r>
-      <w:r>
-        <w:rPr>
-          <w:rFonts w:ascii="Avenir Next" w:hAnsi="Avenir Next" w:cs="Avenir Next" w:eastAsia="Avenir Next"/>
-          <w:color w:val="1A1A1A"/>
-          <w:sz w:val="20"/>
-          <w:szCs w:val="20"/>
-        </w:rPr>
         <w:tab/>
       </w:r>
       <w:r>
         <w:rPr>
           <w:rFonts w:ascii="Avenir Next" w:hAnsi="Avenir Next" w:cs="Avenir Next" w:eastAsia="Avenir Next"/>
           <w:color w:val="1A1A1A"/>
-          <w:sz w:val="20"/>
+          <w:sz w:val="22"/>
           <w:szCs w:val="20"/>
         </w:rPr>
         <w:t xml:space="preserve">Write the integer for each point. Then write its opposite.</w:t>
@@ -1170,7 +1174,7 @@
         <w:drawing>
           <wp:inline distT="0" distB="0" distL="0" distR="0">
             <wp:extent cx="4572000" cy="731520"/>
-            <wp:docPr id="2" name="Figure 2"/>
+            <wp:docPr id="2" name="Figure 2" descr="Number line from -10 to 10, ticks every 1. Points: x: -7; label: A, x: -2; label: B, x: 3; label: C, x: 9; label: D."/>
             <a:graphic xmlns:a="http://schemas.openxmlformats.org/drawingml/2006/main">
               <a:graphicData uri="http://schemas.openxmlformats.org/drawingml/2006/picture">
                 <pic:pic xmlns:pic="http://schemas.openxmlformats.org/drawingml/2006/picture">
@@ -1250,7 +1254,7 @@
                 <w:rFonts w:ascii="Avenir Next" w:hAnsi="Avenir Next" w:cs="Avenir Next" w:eastAsia="Avenir Next"/>
                 <w:b/>
                 <w:color w:val="1A1A1A"/>
-                <w:sz w:val="19"/>
+                <w:sz w:val="22"/>
                 <w:szCs w:val="19"/>
               </w:rPr>
               <w:t xml:space="preserve">Point</w:t>
@@ -1273,7 +1277,7 @@
                 <w:rFonts w:ascii="Avenir Next" w:hAnsi="Avenir Next" w:cs="Avenir Next" w:eastAsia="Avenir Next"/>
                 <w:b/>
                 <w:color w:val="1A1A1A"/>
-                <w:sz w:val="19"/>
+                <w:sz w:val="22"/>
                 <w:szCs w:val="19"/>
               </w:rPr>
               <w:t xml:space="preserve">A</w:t>
@@ -1296,7 +1300,7 @@
                 <w:rFonts w:ascii="Avenir Next" w:hAnsi="Avenir Next" w:cs="Avenir Next" w:eastAsia="Avenir Next"/>
                 <w:b/>
                 <w:color w:val="1A1A1A"/>
-                <w:sz w:val="19"/>
+                <w:sz w:val="22"/>
                 <w:szCs w:val="19"/>
               </w:rPr>
               <w:t xml:space="preserve">B</w:t>
@@ -1319,7 +1323,7 @@
                 <w:rFonts w:ascii="Avenir Next" w:hAnsi="Avenir Next" w:cs="Avenir Next" w:eastAsia="Avenir Next"/>
                 <w:b/>
                 <w:color w:val="1A1A1A"/>
-                <w:sz w:val="19"/>
+                <w:sz w:val="22"/>
                 <w:szCs w:val="19"/>
               </w:rPr>
               <w:t xml:space="preserve">C</w:t>
@@ -1342,7 +1346,7 @@
                 <w:rFonts w:ascii="Avenir Next" w:hAnsi="Avenir Next" w:cs="Avenir Next" w:eastAsia="Avenir Next"/>
                 <w:b/>
                 <w:color w:val="1A1A1A"/>
-                <w:sz w:val="19"/>
+                <w:sz w:val="22"/>
                 <w:szCs w:val="19"/>
               </w:rPr>
               <w:t xml:space="preserve">D</w:t>
@@ -1371,7 +1375,7 @@
                 <w:rFonts w:ascii="Avenir Next" w:hAnsi="Avenir Next" w:cs="Avenir Next" w:eastAsia="Avenir Next"/>
                 <w:b/>
                 <w:color w:val="1A1A1A"/>
-                <w:sz w:val="19"/>
+                <w:sz w:val="22"/>
                 <w:szCs w:val="19"/>
               </w:rPr>
               <w:t xml:space="preserve">Integer</w:t>
@@ -1444,7 +1448,7 @@
                 <w:rFonts w:ascii="Avenir Next" w:hAnsi="Avenir Next" w:cs="Avenir Next" w:eastAsia="Avenir Next"/>
                 <w:b/>
                 <w:color w:val="1A1A1A"/>
-                <w:sz w:val="19"/>
+                <w:sz w:val="22"/>
                 <w:szCs w:val="19"/>
               </w:rPr>
               <w:t xml:space="preserve">Opposite</w:t>
@@ -1516,18 +1520,18 @@
           <w:rFonts w:ascii="Avenir Next" w:hAnsi="Avenir Next" w:cs="Avenir Next" w:eastAsia="Avenir Next"/>
           <w:b/>
           <w:color w:val="1A1A1A"/>
+          <w:sz w:val="22"/>
+          <w:szCs w:val="20"/>
+        </w:rPr>
+        <w:t xml:space="preserve">4.</w:t>
+      </w:r>
+      <w:r>
+        <w:rPr>
+          <w:rFonts w:ascii="Avenir Next" w:hAnsi="Avenir Next" w:cs="Avenir Next" w:eastAsia="Avenir Next"/>
+          <w:color w:val="1A1A1A"/>
           <w:sz w:val="20"/>
           <w:szCs w:val="20"/>
         </w:rPr>
-        <w:t xml:space="preserve">4.</w:t>
-      </w:r>
-      <w:r>
-        <w:rPr>
-          <w:rFonts w:ascii="Avenir Next" w:hAnsi="Avenir Next" w:cs="Avenir Next" w:eastAsia="Avenir Next"/>
-          <w:color w:val="1A1A1A"/>
-          <w:sz w:val="20"/>
-          <w:szCs w:val="20"/>
-        </w:rPr>
         <w:tab/>
       </w:r>
       <w:r>
@@ -1535,7 +1539,7 @@
           <w:rFonts w:ascii="Avenir Next" w:hAnsi="Avenir Next" w:cs="Avenir Next" w:eastAsia="Avenir Next"/>
           <w:b/>
           <w:color w:val="1A1A1A"/>
-          <w:sz w:val="20"/>
+          <w:sz w:val="22"/>
           <w:szCs w:val="20"/>
         </w:rPr>
         <w:t xml:space="preserve">Find the Error.  </w:t>
@@ -1544,7 +1548,7 @@
         <w:rPr>
           <w:rFonts w:ascii="Avenir Next" w:hAnsi="Avenir Next" w:cs="Avenir Next" w:eastAsia="Avenir Next"/>
           <w:color w:val="1A1A1A"/>
-          <w:sz w:val="20"/>
+          <w:sz w:val="22"/>
           <w:szCs w:val="20"/>
         </w:rPr>
         <w:t xml:space="preserve">Keisha says the opposite of −15 is −15, because opposites keep the same number. Explain her mistake. Write the correct opposite.</w:t>
@@ -1665,6 +1669,7 @@
           </w:tcPr>
           <w:p>
             <w:pPr>
+              <w:pStyle w:val="Heading2"/>
               <w:spacing w:before="0" w:after="0" w:line="240" w:lineRule="auto"/>
             </w:pPr>
             <w:r>
@@ -1702,7 +1707,7 @@
               <w:rPr>
                 <w:rFonts w:ascii="Avenir Next" w:hAnsi="Avenir Next" w:cs="Avenir Next" w:eastAsia="Avenir Next"/>
                 <w:color w:val="1A1A1A"/>
-                <w:sz w:val="17"/>
+                <w:sz w:val="22"/>
                 <w:szCs w:val="17"/>
               </w:rPr>
               <w:t xml:space="preserve">  I can do this on my own</w:t>
@@ -1731,7 +1736,7 @@
               <w:rPr>
                 <w:rFonts w:ascii="Avenir Next" w:hAnsi="Avenir Next" w:cs="Avenir Next" w:eastAsia="Avenir Next"/>
                 <w:color w:val="1A1A1A"/>
-                <w:sz w:val="17"/>
+                <w:sz w:val="22"/>
                 <w:szCs w:val="17"/>
               </w:rPr>
               <w:t xml:space="preserve">  I need a little help</w:t>
@@ -1760,7 +1765,7 @@
               <w:rPr>
                 <w:rFonts w:ascii="Avenir Next" w:hAnsi="Avenir Next" w:cs="Avenir Next" w:eastAsia="Avenir Next"/>
                 <w:color w:val="1A1A1A"/>
-                <w:sz w:val="17"/>
+                <w:sz w:val="22"/>
                 <w:szCs w:val="17"/>
               </w:rPr>
               <w:t xml:space="preserve">  I have a question about #</w:t>
@@ -1798,7 +1803,7 @@
         <w:rPr>
           <w:rFonts w:ascii="Avenir Next" w:hAnsi="Avenir Next" w:cs="Avenir Next" w:eastAsia="Avenir Next"/>
           <w:color w:val="5A5F66"/>
-          <w:sz w:val="17"/>
+          <w:sz w:val="22"/>
           <w:szCs w:val="17"/>
         </w:rPr>
         <w:t xml:space="preserve">With someone at home, name a temperature on a weather report. Then name its opposite.</w:t>
@@ -1818,10 +1823,28 @@
         <w:rPr>
           <w:rFonts w:ascii="Avenir Next" w:hAnsi="Avenir Next" w:cs="Avenir Next" w:eastAsia="Avenir Next"/>
           <w:color w:val="1A1A1A"/>
+          <w:sz w:val="22"/>
+          <w:szCs w:val="20"/>
+        </w:rPr>
+        <w:t xml:space="preserve">Name</w:t>
+      </w:r>
+      <w:r>
+        <w:rPr>
+          <w:rFonts w:ascii="Avenir Next" w:hAnsi="Avenir Next" w:cs="Avenir Next" w:eastAsia="Avenir Next"/>
+          <w:color w:val="1A1A1A"/>
           <w:sz w:val="20"/>
           <w:szCs w:val="20"/>
         </w:rPr>
-        <w:t xml:space="preserve">Name</w:t>
+        <w:tab/>
+      </w:r>
+      <w:r>
+        <w:rPr>
+          <w:rFonts w:ascii="Avenir Next" w:hAnsi="Avenir Next" w:cs="Avenir Next" w:eastAsia="Avenir Next"/>
+          <w:color w:val="1A1A1A"/>
+          <w:sz w:val="22"/>
+          <w:szCs w:val="20"/>
+        </w:rPr>
+        <w:t xml:space="preserve">   Date</w:t>
       </w:r>
       <w:r>
         <w:rPr>
@@ -1836,25 +1859,7 @@
         <w:rPr>
           <w:rFonts w:ascii="Avenir Next" w:hAnsi="Avenir Next" w:cs="Avenir Next" w:eastAsia="Avenir Next"/>
           <w:color w:val="1A1A1A"/>
-          <w:sz w:val="20"/>
-          <w:szCs w:val="20"/>
-        </w:rPr>
-        <w:t xml:space="preserve">   Date</w:t>
-      </w:r>
-      <w:r>
-        <w:rPr>
-          <w:rFonts w:ascii="Avenir Next" w:hAnsi="Avenir Next" w:cs="Avenir Next" w:eastAsia="Avenir Next"/>
-          <w:color w:val="1A1A1A"/>
-          <w:sz w:val="20"/>
-          <w:szCs w:val="20"/>
-        </w:rPr>
-        <w:tab/>
-      </w:r>
-      <w:r>
-        <w:rPr>
-          <w:rFonts w:ascii="Avenir Next" w:hAnsi="Avenir Next" w:cs="Avenir Next" w:eastAsia="Avenir Next"/>
-          <w:color w:val="1A1A1A"/>
-          <w:sz w:val="20"/>
+          <w:sz w:val="22"/>
           <w:szCs w:val="20"/>
         </w:rPr>
         <w:t xml:space="preserve">   Period</w:t>
@@ -1881,7 +1886,7 @@
           <w:caps/>
           <w:color w:val="003A70"/>
           <w:spacing w:val="12"/>
-          <w:sz w:val="19"/>
+          <w:sz w:val="22"/>
           <w:szCs w:val="19"/>
         </w:rPr>
         <w:t xml:space="preserve">Lesson 7-1  ·  Homework Packet  ·  Sheet 2 of 2</w:t>
@@ -1889,6 +1894,7 @@
     </w:p>
     <w:p>
       <w:pPr>
+        <w:pStyle w:val="Heading1"/>
         <w:keepNext/>
         <w:spacing w:before="0" w:after="0" w:line="240" w:lineRule="auto"/>
       </w:pPr>
@@ -1914,7 +1920,7 @@
         <w:rPr>
           <w:rFonts w:ascii="Avenir Next" w:hAnsi="Avenir Next" w:cs="Avenir Next" w:eastAsia="Avenir Next"/>
           <w:color w:val="5A5F66"/>
-          <w:sz w:val="17"/>
+          <w:sz w:val="22"/>
           <w:szCs w:val="17"/>
         </w:rPr>
         <w:t xml:space="preserve">Maryland Standard 6.NS.C.5   ·   Learning target — I can interpret integers in real situations and find the opposite of an opposite.</w:t>
@@ -1961,6 +1967,7 @@
           </w:tcPr>
           <w:p>
             <w:pPr>
+              <w:pStyle w:val="Heading2"/>
               <w:spacing w:before="0" w:after="0" w:line="240" w:lineRule="auto"/>
             </w:pPr>
             <w:r>
@@ -1988,63 +1995,63 @@
                 <w:rFonts w:ascii="Avenir Next" w:hAnsi="Avenir Next" w:cs="Avenir Next" w:eastAsia="Avenir Next"/>
                 <w:b/>
                 <w:color w:val="003A70"/>
+                <w:sz w:val="22"/>
+                <w:szCs w:val="18"/>
+              </w:rPr>
+              <w:t xml:space="preserve">•</w:t>
+            </w:r>
+            <w:r>
+              <w:rPr>
+                <w:rFonts w:ascii="Avenir Next" w:hAnsi="Avenir Next" w:cs="Avenir Next" w:eastAsia="Avenir Next"/>
+                <w:color w:val="1A1A1A"/>
                 <w:sz w:val="18"/>
                 <w:szCs w:val="18"/>
               </w:rPr>
-              <w:t xml:space="preserve">•</w:t>
-            </w:r>
-            <w:r>
-              <w:rPr>
-                <w:rFonts w:ascii="Avenir Next" w:hAnsi="Avenir Next" w:cs="Avenir Next" w:eastAsia="Avenir Next"/>
-                <w:color w:val="1A1A1A"/>
-                <w:sz w:val="18"/>
+              <w:tab/>
+            </w:r>
+            <w:r>
+              <w:rPr>
+                <w:rFonts w:ascii="Avenir Next" w:hAnsi="Avenir Next" w:cs="Avenir Next" w:eastAsia="Avenir Next"/>
+                <w:color w:val="1A1A1A"/>
+                <w:sz w:val="22"/>
                 <w:szCs w:val="18"/>
               </w:rPr>
-              <w:tab/>
-            </w:r>
-            <w:r>
-              <w:rPr>
-                <w:rFonts w:ascii="Avenir Next" w:hAnsi="Avenir Next" w:cs="Avenir Next" w:eastAsia="Avenir Next"/>
-                <w:color w:val="1A1A1A"/>
-                <w:sz w:val="18"/>
+              <w:t xml:space="preserve">Positive: </w:t>
+            </w:r>
+            <w:r>
+              <w:rPr>
+                <w:rFonts w:ascii="Avenir Next" w:hAnsi="Avenir Next" w:cs="Avenir Next" w:eastAsia="Avenir Next"/>
+                <w:b/>
+                <w:color w:val="1A1A1A"/>
+                <w:sz w:val="22"/>
                 <w:szCs w:val="18"/>
               </w:rPr>
-              <w:t xml:space="preserve">Positive: </w:t>
-            </w:r>
-            <w:r>
-              <w:rPr>
-                <w:rFonts w:ascii="Avenir Next" w:hAnsi="Avenir Next" w:cs="Avenir Next" w:eastAsia="Avenir Next"/>
-                <w:b/>
-                <w:color w:val="1A1A1A"/>
-                <w:sz w:val="18"/>
+              <w:t xml:space="preserve">above, gain, deposit</w:t>
+            </w:r>
+            <w:r>
+              <w:rPr>
+                <w:rFonts w:ascii="Avenir Next" w:hAnsi="Avenir Next" w:cs="Avenir Next" w:eastAsia="Avenir Next"/>
+                <w:color w:val="1A1A1A"/>
+                <w:sz w:val="22"/>
                 <w:szCs w:val="18"/>
               </w:rPr>
-              <w:t xml:space="preserve">above, gain, deposit</w:t>
-            </w:r>
-            <w:r>
-              <w:rPr>
-                <w:rFonts w:ascii="Avenir Next" w:hAnsi="Avenir Next" w:cs="Avenir Next" w:eastAsia="Avenir Next"/>
-                <w:color w:val="1A1A1A"/>
-                <w:sz w:val="18"/>
+              <w:t xml:space="preserve">. Negative: </w:t>
+            </w:r>
+            <w:r>
+              <w:rPr>
+                <w:rFonts w:ascii="Avenir Next" w:hAnsi="Avenir Next" w:cs="Avenir Next" w:eastAsia="Avenir Next"/>
+                <w:b/>
+                <w:color w:val="1A1A1A"/>
+                <w:sz w:val="22"/>
                 <w:szCs w:val="18"/>
               </w:rPr>
-              <w:t xml:space="preserve">. Negative: </w:t>
-            </w:r>
-            <w:r>
-              <w:rPr>
-                <w:rFonts w:ascii="Avenir Next" w:hAnsi="Avenir Next" w:cs="Avenir Next" w:eastAsia="Avenir Next"/>
-                <w:b/>
-                <w:color w:val="1A1A1A"/>
-                <w:sz w:val="18"/>
-                <w:szCs w:val="18"/>
-              </w:rPr>
               <w:t xml:space="preserve">below, loss, withdrawal</w:t>
             </w:r>
             <w:r>
               <w:rPr>
                 <w:rFonts w:ascii="Avenir Next" w:hAnsi="Avenir Next" w:cs="Avenir Next" w:eastAsia="Avenir Next"/>
                 <w:color w:val="1A1A1A"/>
-                <w:sz w:val="18"/>
+                <w:sz w:val="22"/>
                 <w:szCs w:val="18"/>
               </w:rPr>
               <w:t xml:space="preserve">.</w:t>
@@ -2063,35 +2070,35 @@
                 <w:rFonts w:ascii="Avenir Next" w:hAnsi="Avenir Next" w:cs="Avenir Next" w:eastAsia="Avenir Next"/>
                 <w:b/>
                 <w:color w:val="003A70"/>
+                <w:sz w:val="22"/>
+                <w:szCs w:val="18"/>
+              </w:rPr>
+              <w:t xml:space="preserve">•</w:t>
+            </w:r>
+            <w:r>
+              <w:rPr>
+                <w:rFonts w:ascii="Avenir Next" w:hAnsi="Avenir Next" w:cs="Avenir Next" w:eastAsia="Avenir Next"/>
+                <w:color w:val="1A1A1A"/>
                 <w:sz w:val="18"/>
                 <w:szCs w:val="18"/>
               </w:rPr>
-              <w:t xml:space="preserve">•</w:t>
-            </w:r>
-            <w:r>
-              <w:rPr>
-                <w:rFonts w:ascii="Avenir Next" w:hAnsi="Avenir Next" w:cs="Avenir Next" w:eastAsia="Avenir Next"/>
-                <w:color w:val="1A1A1A"/>
-                <w:sz w:val="18"/>
+              <w:tab/>
+            </w:r>
+            <w:r>
+              <w:rPr>
+                <w:rFonts w:ascii="Avenir Next" w:hAnsi="Avenir Next" w:cs="Avenir Next" w:eastAsia="Avenir Next"/>
+                <w:b/>
+                <w:color w:val="1A1A1A"/>
+                <w:sz w:val="22"/>
                 <w:szCs w:val="18"/>
               </w:rPr>
-              <w:tab/>
-            </w:r>
-            <w:r>
-              <w:rPr>
-                <w:rFonts w:ascii="Avenir Next" w:hAnsi="Avenir Next" w:cs="Avenir Next" w:eastAsia="Avenir Next"/>
-                <w:b/>
-                <w:color w:val="1A1A1A"/>
-                <w:sz w:val="18"/>
-                <w:szCs w:val="18"/>
-              </w:rPr>
               <w:t xml:space="preserve">0</w:t>
             </w:r>
             <w:r>
               <w:rPr>
                 <w:rFonts w:ascii="Avenir Next" w:hAnsi="Avenir Next" w:cs="Avenir Next" w:eastAsia="Avenir Next"/>
                 <w:color w:val="1A1A1A"/>
-                <w:sz w:val="18"/>
+                <w:sz w:val="22"/>
                 <w:szCs w:val="18"/>
               </w:rPr>
               <w:t xml:space="preserve"> is the start: sea level, a $0 balance.</w:t>
@@ -2110,44 +2117,44 @@
                 <w:rFonts w:ascii="Avenir Next" w:hAnsi="Avenir Next" w:cs="Avenir Next" w:eastAsia="Avenir Next"/>
                 <w:b/>
                 <w:color w:val="003A70"/>
+                <w:sz w:val="22"/>
+                <w:szCs w:val="18"/>
+              </w:rPr>
+              <w:t xml:space="preserve">•</w:t>
+            </w:r>
+            <w:r>
+              <w:rPr>
+                <w:rFonts w:ascii="Avenir Next" w:hAnsi="Avenir Next" w:cs="Avenir Next" w:eastAsia="Avenir Next"/>
+                <w:color w:val="1A1A1A"/>
                 <w:sz w:val="18"/>
                 <w:szCs w:val="18"/>
               </w:rPr>
-              <w:t xml:space="preserve">•</w:t>
-            </w:r>
-            <w:r>
-              <w:rPr>
-                <w:rFonts w:ascii="Avenir Next" w:hAnsi="Avenir Next" w:cs="Avenir Next" w:eastAsia="Avenir Next"/>
-                <w:color w:val="1A1A1A"/>
-                <w:sz w:val="18"/>
+              <w:tab/>
+            </w:r>
+            <w:r>
+              <w:rPr>
+                <w:rFonts w:ascii="Avenir Next" w:hAnsi="Avenir Next" w:cs="Avenir Next" w:eastAsia="Avenir Next"/>
+                <w:color w:val="1A1A1A"/>
+                <w:sz w:val="22"/>
                 <w:szCs w:val="18"/>
               </w:rPr>
-              <w:tab/>
-            </w:r>
-            <w:r>
-              <w:rPr>
-                <w:rFonts w:ascii="Avenir Next" w:hAnsi="Avenir Next" w:cs="Avenir Next" w:eastAsia="Avenir Next"/>
-                <w:color w:val="1A1A1A"/>
-                <w:sz w:val="18"/>
+              <w:t xml:space="preserve">The </w:t>
+            </w:r>
+            <w:r>
+              <w:rPr>
+                <w:rFonts w:ascii="Avenir Next" w:hAnsi="Avenir Next" w:cs="Avenir Next" w:eastAsia="Avenir Next"/>
+                <w:b/>
+                <w:color w:val="1A1A1A"/>
+                <w:sz w:val="22"/>
                 <w:szCs w:val="18"/>
               </w:rPr>
-              <w:t xml:space="preserve">The </w:t>
-            </w:r>
-            <w:r>
-              <w:rPr>
-                <w:rFonts w:ascii="Avenir Next" w:hAnsi="Avenir Next" w:cs="Avenir Next" w:eastAsia="Avenir Next"/>
-                <w:b/>
-                <w:color w:val="1A1A1A"/>
-                <w:sz w:val="18"/>
-                <w:szCs w:val="18"/>
-              </w:rPr>
               <w:t xml:space="preserve">opposite of the opposite</w:t>
             </w:r>
             <w:r>
               <w:rPr>
                 <w:rFonts w:ascii="Avenir Next" w:hAnsi="Avenir Next" w:cs="Avenir Next" w:eastAsia="Avenir Next"/>
                 <w:color w:val="1A1A1A"/>
-                <w:sz w:val="18"/>
+                <w:sz w:val="22"/>
                 <w:szCs w:val="18"/>
               </w:rPr>
               <w:t xml:space="preserve"> is the number itself: −(−8) = 8.</w:t>
@@ -2162,6 +2169,7 @@
           </w:tcPr>
           <w:p>
             <w:pPr>
+              <w:pStyle w:val="Heading2"/>
               <w:spacing w:before="0" w:after="0" w:line="240" w:lineRule="auto"/>
             </w:pPr>
             <w:r>
@@ -2184,7 +2192,7 @@
               <w:rPr>
                 <w:rFonts w:ascii="Avenir Next" w:hAnsi="Avenir Next" w:cs="Avenir Next" w:eastAsia="Avenir Next"/>
                 <w:color w:val="1A1A1A"/>
-                <w:sz w:val="17"/>
+                <w:sz w:val="22"/>
                 <w:szCs w:val="17"/>
               </w:rPr>
               <w:t xml:space="preserve">Find the opposite of the opposite of 14.</w:t>
@@ -2203,25 +2211,25 @@
                 <w:rFonts w:ascii="Avenir Next" w:hAnsi="Avenir Next" w:cs="Avenir Next" w:eastAsia="Avenir Next"/>
                 <w:b/>
                 <w:color w:val="003A70"/>
+                <w:sz w:val="22"/>
+                <w:szCs w:val="17"/>
+              </w:rPr>
+              <w:t xml:space="preserve">Step 1</w:t>
+            </w:r>
+            <w:r>
+              <w:rPr>
+                <w:rFonts w:ascii="Avenir Next" w:hAnsi="Avenir Next" w:cs="Avenir Next" w:eastAsia="Avenir Next"/>
+                <w:color w:val="1A1A1A"/>
                 <w:sz w:val="17"/>
                 <w:szCs w:val="17"/>
               </w:rPr>
-              <w:t xml:space="preserve">Step 1</w:t>
-            </w:r>
-            <w:r>
-              <w:rPr>
-                <w:rFonts w:ascii="Avenir Next" w:hAnsi="Avenir Next" w:cs="Avenir Next" w:eastAsia="Avenir Next"/>
-                <w:color w:val="1A1A1A"/>
-                <w:sz w:val="17"/>
-                <w:szCs w:val="17"/>
-              </w:rPr>
               <w:tab/>
             </w:r>
             <w:r>
               <w:rPr>
                 <w:rFonts w:ascii="Avenir Next" w:hAnsi="Avenir Next" w:cs="Avenir Next" w:eastAsia="Avenir Next"/>
                 <w:color w:val="1A1A1A"/>
-                <w:sz w:val="17"/>
+                <w:sz w:val="22"/>
                 <w:szCs w:val="17"/>
               </w:rPr>
               <w:t xml:space="preserve">The opposite of 14 is −14.</w:t>
@@ -2240,25 +2248,25 @@
                 <w:rFonts w:ascii="Avenir Next" w:hAnsi="Avenir Next" w:cs="Avenir Next" w:eastAsia="Avenir Next"/>
                 <w:b/>
                 <w:color w:val="003A70"/>
+                <w:sz w:val="22"/>
+                <w:szCs w:val="17"/>
+              </w:rPr>
+              <w:t xml:space="preserve">Step 2</w:t>
+            </w:r>
+            <w:r>
+              <w:rPr>
+                <w:rFonts w:ascii="Avenir Next" w:hAnsi="Avenir Next" w:cs="Avenir Next" w:eastAsia="Avenir Next"/>
+                <w:color w:val="1A1A1A"/>
                 <w:sz w:val="17"/>
                 <w:szCs w:val="17"/>
               </w:rPr>
-              <w:t xml:space="preserve">Step 2</w:t>
-            </w:r>
-            <w:r>
-              <w:rPr>
-                <w:rFonts w:ascii="Avenir Next" w:hAnsi="Avenir Next" w:cs="Avenir Next" w:eastAsia="Avenir Next"/>
-                <w:color w:val="1A1A1A"/>
-                <w:sz w:val="17"/>
-                <w:szCs w:val="17"/>
-              </w:rPr>
               <w:tab/>
             </w:r>
             <w:r>
               <w:rPr>
                 <w:rFonts w:ascii="Avenir Next" w:hAnsi="Avenir Next" w:cs="Avenir Next" w:eastAsia="Avenir Next"/>
                 <w:color w:val="1A1A1A"/>
-                <w:sz w:val="17"/>
+                <w:sz w:val="22"/>
                 <w:szCs w:val="17"/>
               </w:rPr>
               <w:t xml:space="preserve">The opposite of −14 is 14.</w:t>
@@ -2277,18 +2285,18 @@
                 <w:rFonts w:ascii="Avenir Next" w:hAnsi="Avenir Next" w:cs="Avenir Next" w:eastAsia="Avenir Next"/>
                 <w:b/>
                 <w:color w:val="1A1A1A"/>
+                <w:sz w:val="22"/>
+                <w:szCs w:val="17"/>
+              </w:rPr>
+              <w:t xml:space="preserve">Answer</w:t>
+            </w:r>
+            <w:r>
+              <w:rPr>
+                <w:rFonts w:ascii="Avenir Next" w:hAnsi="Avenir Next" w:cs="Avenir Next" w:eastAsia="Avenir Next"/>
+                <w:color w:val="1A1A1A"/>
                 <w:sz w:val="17"/>
                 <w:szCs w:val="17"/>
               </w:rPr>
-              <w:t xml:space="preserve">Answer</w:t>
-            </w:r>
-            <w:r>
-              <w:rPr>
-                <w:rFonts w:ascii="Avenir Next" w:hAnsi="Avenir Next" w:cs="Avenir Next" w:eastAsia="Avenir Next"/>
-                <w:color w:val="1A1A1A"/>
-                <w:sz w:val="17"/>
-                <w:szCs w:val="17"/>
-              </w:rPr>
               <w:tab/>
             </w:r>
             <w:r>
@@ -2296,7 +2304,7 @@
                 <w:rFonts w:ascii="Avenir Next" w:hAnsi="Avenir Next" w:cs="Avenir Next" w:eastAsia="Avenir Next"/>
                 <w:b/>
                 <w:color w:val="1A1A1A"/>
-                <w:sz w:val="17"/>
+                <w:sz w:val="22"/>
                 <w:szCs w:val="17"/>
               </w:rPr>
               <w:t xml:space="preserve">14</w:t>
@@ -2307,6 +2315,7 @@
     </w:tbl>
     <w:p>
       <w:pPr>
+        <w:pStyle w:val="Heading2"/>
         <w:keepNext/>
         <w:pBdr>
           <w:bottom w:val="single" w:sz="8" w:space="3" w:color="003A70"/>
@@ -2322,7 +2331,7 @@
           <w:b/>
           <w:color w:val="003A70"/>
           <w:spacing w:val="14"/>
-          <w:sz w:val="19"/>
+          <w:sz w:val="22"/>
           <w:szCs w:val="19"/>
         </w:rPr>
         <w:t xml:space="preserve">PRACTICE</w:t>
@@ -2341,7 +2350,7 @@
           <w:rFonts w:ascii="Avenir Next" w:hAnsi="Avenir Next" w:cs="Avenir Next" w:eastAsia="Avenir Next"/>
           <w:i/>
           <w:color w:val="5A5F66"/>
-          <w:sz w:val="17"/>
+          <w:sz w:val="22"/>
           <w:szCs w:val="17"/>
         </w:rPr>
         <w:t xml:space="preserve">show your work · label units</w:t>
@@ -2361,25 +2370,25 @@
           <w:rFonts w:ascii="Avenir Next" w:hAnsi="Avenir Next" w:cs="Avenir Next" w:eastAsia="Avenir Next"/>
           <w:b/>
           <w:color w:val="1A1A1A"/>
+          <w:sz w:val="22"/>
+          <w:szCs w:val="20"/>
+        </w:rPr>
+        <w:t xml:space="preserve">1.</w:t>
+      </w:r>
+      <w:r>
+        <w:rPr>
+          <w:rFonts w:ascii="Avenir Next" w:hAnsi="Avenir Next" w:cs="Avenir Next" w:eastAsia="Avenir Next"/>
+          <w:color w:val="1A1A1A"/>
           <w:sz w:val="20"/>
           <w:szCs w:val="20"/>
         </w:rPr>
-        <w:t xml:space="preserve">1.</w:t>
-      </w:r>
-      <w:r>
-        <w:rPr>
-          <w:rFonts w:ascii="Avenir Next" w:hAnsi="Avenir Next" w:cs="Avenir Next" w:eastAsia="Avenir Next"/>
-          <w:color w:val="1A1A1A"/>
-          <w:sz w:val="20"/>
-          <w:szCs w:val="20"/>
-        </w:rPr>
         <w:tab/>
       </w:r>
       <w:r>
         <w:rPr>
           <w:rFonts w:ascii="Avenir Next" w:hAnsi="Avenir Next" w:cs="Avenir Next" w:eastAsia="Avenir Next"/>
           <w:color w:val="1A1A1A"/>
-          <w:sz w:val="20"/>
+          <w:sz w:val="22"/>
           <w:szCs w:val="20"/>
         </w:rPr>
         <w:t xml:space="preserve">Write an integer for each situation.</w:t>
@@ -2434,25 +2443,25 @@
                 <w:rFonts w:ascii="Avenir Next" w:hAnsi="Avenir Next" w:cs="Avenir Next" w:eastAsia="Avenir Next"/>
                 <w:b/>
                 <w:color w:val="003A70"/>
+                <w:sz w:val="22"/>
+                <w:szCs w:val="20"/>
+              </w:rPr>
+              <w:t xml:space="preserve">a.</w:t>
+            </w:r>
+            <w:r>
+              <w:rPr>
+                <w:rFonts w:ascii="Avenir Next" w:hAnsi="Avenir Next" w:cs="Avenir Next" w:eastAsia="Avenir Next"/>
+                <w:color w:val="1A1A1A"/>
                 <w:sz w:val="20"/>
                 <w:szCs w:val="20"/>
               </w:rPr>
-              <w:t xml:space="preserve">a.</w:t>
-            </w:r>
-            <w:r>
-              <w:rPr>
-                <w:rFonts w:ascii="Avenir Next" w:hAnsi="Avenir Next" w:cs="Avenir Next" w:eastAsia="Avenir Next"/>
-                <w:color w:val="1A1A1A"/>
-                <w:sz w:val="20"/>
-                <w:szCs w:val="20"/>
-              </w:rPr>
               <w:tab/>
             </w:r>
             <w:r>
               <w:rPr>
                 <w:rFonts w:ascii="Avenir Next" w:hAnsi="Avenir Next" w:cs="Avenir Next" w:eastAsia="Avenir Next"/>
                 <w:color w:val="1A1A1A"/>
-                <w:sz w:val="20"/>
+                <w:sz w:val="22"/>
                 <w:szCs w:val="20"/>
               </w:rPr>
               <w:t xml:space="preserve">a town 35 feet below sea level</w:t>
@@ -2496,25 +2505,25 @@
                 <w:rFonts w:ascii="Avenir Next" w:hAnsi="Avenir Next" w:cs="Avenir Next" w:eastAsia="Avenir Next"/>
                 <w:b/>
                 <w:color w:val="003A70"/>
+                <w:sz w:val="22"/>
+                <w:szCs w:val="20"/>
+              </w:rPr>
+              <w:t xml:space="preserve">b.</w:t>
+            </w:r>
+            <w:r>
+              <w:rPr>
+                <w:rFonts w:ascii="Avenir Next" w:hAnsi="Avenir Next" w:cs="Avenir Next" w:eastAsia="Avenir Next"/>
+                <w:color w:val="1A1A1A"/>
                 <w:sz w:val="20"/>
                 <w:szCs w:val="20"/>
               </w:rPr>
-              <w:t xml:space="preserve">b.</w:t>
-            </w:r>
-            <w:r>
-              <w:rPr>
-                <w:rFonts w:ascii="Avenir Next" w:hAnsi="Avenir Next" w:cs="Avenir Next" w:eastAsia="Avenir Next"/>
-                <w:color w:val="1A1A1A"/>
-                <w:sz w:val="20"/>
-                <w:szCs w:val="20"/>
-              </w:rPr>
               <w:tab/>
             </w:r>
             <w:r>
               <w:rPr>
                 <w:rFonts w:ascii="Avenir Next" w:hAnsi="Avenir Next" w:cs="Avenir Next" w:eastAsia="Avenir Next"/>
                 <w:color w:val="1A1A1A"/>
-                <w:sz w:val="20"/>
+                <w:sz w:val="22"/>
                 <w:szCs w:val="20"/>
               </w:rPr>
               <w:t xml:space="preserve">earning $20 walking dogs</w:t>
@@ -2564,25 +2573,25 @@
                 <w:rFonts w:ascii="Avenir Next" w:hAnsi="Avenir Next" w:cs="Avenir Next" w:eastAsia="Avenir Next"/>
                 <w:b/>
                 <w:color w:val="003A70"/>
+                <w:sz w:val="22"/>
+                <w:szCs w:val="20"/>
+              </w:rPr>
+              <w:t xml:space="preserve">c.</w:t>
+            </w:r>
+            <w:r>
+              <w:rPr>
+                <w:rFonts w:ascii="Avenir Next" w:hAnsi="Avenir Next" w:cs="Avenir Next" w:eastAsia="Avenir Next"/>
+                <w:color w:val="1A1A1A"/>
                 <w:sz w:val="20"/>
                 <w:szCs w:val="20"/>
               </w:rPr>
-              <w:t xml:space="preserve">c.</w:t>
-            </w:r>
-            <w:r>
-              <w:rPr>
-                <w:rFonts w:ascii="Avenir Next" w:hAnsi="Avenir Next" w:cs="Avenir Next" w:eastAsia="Avenir Next"/>
-                <w:color w:val="1A1A1A"/>
-                <w:sz w:val="20"/>
-                <w:szCs w:val="20"/>
-              </w:rPr>
               <w:tab/>
             </w:r>
             <w:r>
               <w:rPr>
                 <w:rFonts w:ascii="Avenir Next" w:hAnsi="Avenir Next" w:cs="Avenir Next" w:eastAsia="Avenir Next"/>
                 <w:color w:val="1A1A1A"/>
-                <w:sz w:val="20"/>
+                <w:sz w:val="22"/>
                 <w:szCs w:val="20"/>
               </w:rPr>
               <w:t xml:space="preserve">4 degrees below zero</w:t>
@@ -2626,25 +2635,25 @@
                 <w:rFonts w:ascii="Avenir Next" w:hAnsi="Avenir Next" w:cs="Avenir Next" w:eastAsia="Avenir Next"/>
                 <w:b/>
                 <w:color w:val="003A70"/>
+                <w:sz w:val="22"/>
+                <w:szCs w:val="20"/>
+              </w:rPr>
+              <w:t xml:space="preserve">d.</w:t>
+            </w:r>
+            <w:r>
+              <w:rPr>
+                <w:rFonts w:ascii="Avenir Next" w:hAnsi="Avenir Next" w:cs="Avenir Next" w:eastAsia="Avenir Next"/>
+                <w:color w:val="1A1A1A"/>
                 <w:sz w:val="20"/>
                 <w:szCs w:val="20"/>
               </w:rPr>
-              <w:t xml:space="preserve">d.</w:t>
-            </w:r>
-            <w:r>
-              <w:rPr>
-                <w:rFonts w:ascii="Avenir Next" w:hAnsi="Avenir Next" w:cs="Avenir Next" w:eastAsia="Avenir Next"/>
-                <w:color w:val="1A1A1A"/>
-                <w:sz w:val="20"/>
-                <w:szCs w:val="20"/>
-              </w:rPr>
               <w:tab/>
             </w:r>
             <w:r>
               <w:rPr>
                 <w:rFonts w:ascii="Avenir Next" w:hAnsi="Avenir Next" w:cs="Avenir Next" w:eastAsia="Avenir Next"/>
                 <w:color w:val="1A1A1A"/>
-                <w:sz w:val="20"/>
+                <w:sz w:val="22"/>
                 <w:szCs w:val="20"/>
               </w:rPr>
               <w:t xml:space="preserve">a loss of 8 yards</w:t>
@@ -2691,25 +2700,25 @@
           <w:rFonts w:ascii="Avenir Next" w:hAnsi="Avenir Next" w:cs="Avenir Next" w:eastAsia="Avenir Next"/>
           <w:b/>
           <w:color w:val="1A1A1A"/>
+          <w:sz w:val="22"/>
+          <w:szCs w:val="20"/>
+        </w:rPr>
+        <w:t xml:space="preserve">2.</w:t>
+      </w:r>
+      <w:r>
+        <w:rPr>
+          <w:rFonts w:ascii="Avenir Next" w:hAnsi="Avenir Next" w:cs="Avenir Next" w:eastAsia="Avenir Next"/>
+          <w:color w:val="1A1A1A"/>
           <w:sz w:val="20"/>
           <w:szCs w:val="20"/>
         </w:rPr>
-        <w:t xml:space="preserve">2.</w:t>
-      </w:r>
-      <w:r>
-        <w:rPr>
-          <w:rFonts w:ascii="Avenir Next" w:hAnsi="Avenir Next" w:cs="Avenir Next" w:eastAsia="Avenir Next"/>
-          <w:color w:val="1A1A1A"/>
-          <w:sz w:val="20"/>
-          <w:szCs w:val="20"/>
-        </w:rPr>
         <w:tab/>
       </w:r>
       <w:r>
         <w:rPr>
           <w:rFonts w:ascii="Avenir Next" w:hAnsi="Avenir Next" w:cs="Avenir Next" w:eastAsia="Avenir Next"/>
           <w:color w:val="1A1A1A"/>
-          <w:sz w:val="20"/>
+          <w:sz w:val="22"/>
           <w:szCs w:val="20"/>
         </w:rPr>
         <w:t xml:space="preserve">Find each value.</w:t>
@@ -2765,25 +2774,25 @@
                 <w:rFonts w:ascii="Avenir Next" w:hAnsi="Avenir Next" w:cs="Avenir Next" w:eastAsia="Avenir Next"/>
                 <w:b/>
                 <w:color w:val="003A70"/>
+                <w:sz w:val="22"/>
+                <w:szCs w:val="20"/>
+              </w:rPr>
+              <w:t xml:space="preserve">a.</w:t>
+            </w:r>
+            <w:r>
+              <w:rPr>
+                <w:rFonts w:ascii="Avenir Next" w:hAnsi="Avenir Next" w:cs="Avenir Next" w:eastAsia="Avenir Next"/>
+                <w:color w:val="1A1A1A"/>
                 <w:sz w:val="20"/>
                 <w:szCs w:val="20"/>
               </w:rPr>
-              <w:t xml:space="preserve">a.</w:t>
-            </w:r>
-            <w:r>
-              <w:rPr>
-                <w:rFonts w:ascii="Avenir Next" w:hAnsi="Avenir Next" w:cs="Avenir Next" w:eastAsia="Avenir Next"/>
-                <w:color w:val="1A1A1A"/>
-                <w:sz w:val="20"/>
-                <w:szCs w:val="20"/>
-              </w:rPr>
               <w:tab/>
             </w:r>
             <w:r>
               <w:rPr>
                 <w:rFonts w:ascii="Avenir Next" w:hAnsi="Avenir Next" w:cs="Avenir Next" w:eastAsia="Avenir Next"/>
                 <w:color w:val="1A1A1A"/>
-                <w:sz w:val="20"/>
+                <w:sz w:val="22"/>
                 <w:szCs w:val="20"/>
               </w:rPr>
               <w:t xml:space="preserve">−(−9) =</w:t>
@@ -2827,25 +2836,25 @@
                 <w:rFonts w:ascii="Avenir Next" w:hAnsi="Avenir Next" w:cs="Avenir Next" w:eastAsia="Avenir Next"/>
                 <w:b/>
                 <w:color w:val="003A70"/>
+                <w:sz w:val="22"/>
+                <w:szCs w:val="20"/>
+              </w:rPr>
+              <w:t xml:space="preserve">b.</w:t>
+            </w:r>
+            <w:r>
+              <w:rPr>
+                <w:rFonts w:ascii="Avenir Next" w:hAnsi="Avenir Next" w:cs="Avenir Next" w:eastAsia="Avenir Next"/>
+                <w:color w:val="1A1A1A"/>
                 <w:sz w:val="20"/>
                 <w:szCs w:val="20"/>
               </w:rPr>
-              <w:t xml:space="preserve">b.</w:t>
-            </w:r>
-            <w:r>
-              <w:rPr>
-                <w:rFonts w:ascii="Avenir Next" w:hAnsi="Avenir Next" w:cs="Avenir Next" w:eastAsia="Avenir Next"/>
-                <w:color w:val="1A1A1A"/>
-                <w:sz w:val="20"/>
-                <w:szCs w:val="20"/>
-              </w:rPr>
               <w:tab/>
             </w:r>
             <w:r>
               <w:rPr>
                 <w:rFonts w:ascii="Avenir Next" w:hAnsi="Avenir Next" w:cs="Avenir Next" w:eastAsia="Avenir Next"/>
                 <w:color w:val="1A1A1A"/>
-                <w:sz w:val="20"/>
+                <w:sz w:val="22"/>
                 <w:szCs w:val="20"/>
               </w:rPr>
               <w:t xml:space="preserve">−(15) =</w:t>
@@ -2889,25 +2898,25 @@
                 <w:rFonts w:ascii="Avenir Next" w:hAnsi="Avenir Next" w:cs="Avenir Next" w:eastAsia="Avenir Next"/>
                 <w:b/>
                 <w:color w:val="003A70"/>
+                <w:sz w:val="22"/>
+                <w:szCs w:val="20"/>
+              </w:rPr>
+              <w:t xml:space="preserve">c.</w:t>
+            </w:r>
+            <w:r>
+              <w:rPr>
+                <w:rFonts w:ascii="Avenir Next" w:hAnsi="Avenir Next" w:cs="Avenir Next" w:eastAsia="Avenir Next"/>
+                <w:color w:val="1A1A1A"/>
                 <w:sz w:val="20"/>
                 <w:szCs w:val="20"/>
               </w:rPr>
-              <w:t xml:space="preserve">c.</w:t>
-            </w:r>
-            <w:r>
-              <w:rPr>
-                <w:rFonts w:ascii="Avenir Next" w:hAnsi="Avenir Next" w:cs="Avenir Next" w:eastAsia="Avenir Next"/>
-                <w:color w:val="1A1A1A"/>
-                <w:sz w:val="20"/>
-                <w:szCs w:val="20"/>
-              </w:rPr>
               <w:tab/>
             </w:r>
             <w:r>
               <w:rPr>
                 <w:rFonts w:ascii="Avenir Next" w:hAnsi="Avenir Next" w:cs="Avenir Next" w:eastAsia="Avenir Next"/>
                 <w:color w:val="1A1A1A"/>
-                <w:sz w:val="20"/>
+                <w:sz w:val="22"/>
                 <w:szCs w:val="20"/>
               </w:rPr>
               <w:t xml:space="preserve">−(−(−4)) =</w:t>
@@ -2954,25 +2963,25 @@
           <w:rFonts w:ascii="Avenir Next" w:hAnsi="Avenir Next" w:cs="Avenir Next" w:eastAsia="Avenir Next"/>
           <w:b/>
           <w:color w:val="1A1A1A"/>
+          <w:sz w:val="22"/>
+          <w:szCs w:val="20"/>
+        </w:rPr>
+        <w:t xml:space="preserve">3.</w:t>
+      </w:r>
+      <w:r>
+        <w:rPr>
+          <w:rFonts w:ascii="Avenir Next" w:hAnsi="Avenir Next" w:cs="Avenir Next" w:eastAsia="Avenir Next"/>
+          <w:color w:val="1A1A1A"/>
           <w:sz w:val="20"/>
           <w:szCs w:val="20"/>
         </w:rPr>
-        <w:t xml:space="preserve">3.</w:t>
-      </w:r>
-      <w:r>
-        <w:rPr>
-          <w:rFonts w:ascii="Avenir Next" w:hAnsi="Avenir Next" w:cs="Avenir Next" w:eastAsia="Avenir Next"/>
-          <w:color w:val="1A1A1A"/>
-          <w:sz w:val="20"/>
-          <w:szCs w:val="20"/>
-        </w:rPr>
         <w:tab/>
       </w:r>
       <w:r>
         <w:rPr>
           <w:rFonts w:ascii="Avenir Next" w:hAnsi="Avenir Next" w:cs="Avenir Next" w:eastAsia="Avenir Next"/>
           <w:color w:val="1A1A1A"/>
-          <w:sz w:val="20"/>
+          <w:sz w:val="22"/>
           <w:szCs w:val="20"/>
         </w:rPr>
         <w:t xml:space="preserve">Start at −3. Plot point </w:t>
@@ -2982,7 +2991,7 @@
           <w:rFonts w:ascii="Avenir Next" w:hAnsi="Avenir Next" w:cs="Avenir Next" w:eastAsia="Avenir Next"/>
           <w:b/>
           <w:color w:val="1A1A1A"/>
-          <w:sz w:val="20"/>
+          <w:sz w:val="22"/>
           <w:szCs w:val="20"/>
         </w:rPr>
         <w:t xml:space="preserve">A</w:t>
@@ -2991,7 +3000,7 @@
         <w:rPr>
           <w:rFonts w:ascii="Avenir Next" w:hAnsi="Avenir Next" w:cs="Avenir Next" w:eastAsia="Avenir Next"/>
           <w:color w:val="1A1A1A"/>
-          <w:sz w:val="20"/>
+          <w:sz w:val="22"/>
           <w:szCs w:val="20"/>
         </w:rPr>
         <w:t xml:space="preserve"> at −3, point </w:t>
@@ -3001,7 +3010,7 @@
           <w:rFonts w:ascii="Avenir Next" w:hAnsi="Avenir Next" w:cs="Avenir Next" w:eastAsia="Avenir Next"/>
           <w:b/>
           <w:color w:val="1A1A1A"/>
-          <w:sz w:val="20"/>
+          <w:sz w:val="22"/>
           <w:szCs w:val="20"/>
         </w:rPr>
         <w:t xml:space="preserve">B</w:t>
@@ -3010,7 +3019,7 @@
         <w:rPr>
           <w:rFonts w:ascii="Avenir Next" w:hAnsi="Avenir Next" w:cs="Avenir Next" w:eastAsia="Avenir Next"/>
           <w:color w:val="1A1A1A"/>
-          <w:sz w:val="20"/>
+          <w:sz w:val="22"/>
           <w:szCs w:val="20"/>
         </w:rPr>
         <w:t xml:space="preserve"> at the opposite of A, and point </w:t>
@@ -3020,7 +3029,7 @@
           <w:rFonts w:ascii="Avenir Next" w:hAnsi="Avenir Next" w:cs="Avenir Next" w:eastAsia="Avenir Next"/>
           <w:b/>
           <w:color w:val="1A1A1A"/>
-          <w:sz w:val="20"/>
+          <w:sz w:val="22"/>
           <w:szCs w:val="20"/>
         </w:rPr>
         <w:t xml:space="preserve">C</w:t>
@@ -3029,7 +3038,7 @@
         <w:rPr>
           <w:rFonts w:ascii="Avenir Next" w:hAnsi="Avenir Next" w:cs="Avenir Next" w:eastAsia="Avenir Next"/>
           <w:color w:val="1A1A1A"/>
-          <w:sz w:val="20"/>
+          <w:sz w:val="22"/>
           <w:szCs w:val="20"/>
         </w:rPr>
         <w:t xml:space="preserve"> at the opposite of B.</w:t>
@@ -3048,7 +3057,7 @@
         <w:drawing>
           <wp:inline distT="0" distB="0" distL="0" distR="0">
             <wp:extent cx="4572000" cy="566928"/>
-            <wp:docPr id="3" name="Figure 3"/>
+            <wp:docPr id="3" name="Figure 3" descr="Number line from -5 to 5, ticks every 1."/>
             <a:graphic xmlns:a="http://schemas.openxmlformats.org/drawingml/2006/main">
               <a:graphicData uri="http://schemas.openxmlformats.org/drawingml/2006/picture">
                 <pic:pic xmlns:pic="http://schemas.openxmlformats.org/drawingml/2006/picture">
@@ -3091,7 +3100,7 @@
         <w:rPr>
           <w:rFonts w:ascii="Avenir Next" w:hAnsi="Avenir Next" w:cs="Avenir Next" w:eastAsia="Avenir Next"/>
           <w:color w:val="1A1A1A"/>
-          <w:sz w:val="20"/>
+          <w:sz w:val="22"/>
           <w:szCs w:val="20"/>
         </w:rPr>
         <w:t xml:space="preserve">What do you notice about points A and C?</w:t>
@@ -3135,18 +3144,18 @@
           <w:rFonts w:ascii="Avenir Next" w:hAnsi="Avenir Next" w:cs="Avenir Next" w:eastAsia="Avenir Next"/>
           <w:b/>
           <w:color w:val="1A1A1A"/>
+          <w:sz w:val="22"/>
+          <w:szCs w:val="20"/>
+        </w:rPr>
+        <w:t xml:space="preserve">4.</w:t>
+      </w:r>
+      <w:r>
+        <w:rPr>
+          <w:rFonts w:ascii="Avenir Next" w:hAnsi="Avenir Next" w:cs="Avenir Next" w:eastAsia="Avenir Next"/>
+          <w:color w:val="1A1A1A"/>
           <w:sz w:val="20"/>
           <w:szCs w:val="20"/>
         </w:rPr>
-        <w:t xml:space="preserve">4.</w:t>
-      </w:r>
-      <w:r>
-        <w:rPr>
-          <w:rFonts w:ascii="Avenir Next" w:hAnsi="Avenir Next" w:cs="Avenir Next" w:eastAsia="Avenir Next"/>
-          <w:color w:val="1A1A1A"/>
-          <w:sz w:val="20"/>
-          <w:szCs w:val="20"/>
-        </w:rPr>
         <w:tab/>
       </w:r>
       <w:r>
@@ -3154,7 +3163,7 @@
           <w:rFonts w:ascii="Avenir Next" w:hAnsi="Avenir Next" w:cs="Avenir Next" w:eastAsia="Avenir Next"/>
           <w:b/>
           <w:color w:val="1A1A1A"/>
-          <w:sz w:val="20"/>
+          <w:sz w:val="22"/>
           <w:szCs w:val="20"/>
         </w:rPr>
         <w:t xml:space="preserve">Weather.  </w:t>
@@ -3163,7 +3172,7 @@
         <w:rPr>
           <w:rFonts w:ascii="Avenir Next" w:hAnsi="Avenir Next" w:cs="Avenir Next" w:eastAsia="Avenir Next"/>
           <w:color w:val="1A1A1A"/>
-          <w:sz w:val="20"/>
+          <w:sz w:val="22"/>
           <w:szCs w:val="20"/>
         </w:rPr>
         <w:t xml:space="preserve">At noon it was 6 degrees above zero. At midnight it was 6 degrees below zero.</w:t>
@@ -3183,25 +3192,25 @@
           <w:rFonts w:ascii="Avenir Next" w:hAnsi="Avenir Next" w:cs="Avenir Next" w:eastAsia="Avenir Next"/>
           <w:b/>
           <w:color w:val="003A70"/>
+          <w:sz w:val="22"/>
+          <w:szCs w:val="20"/>
+        </w:rPr>
+        <w:t xml:space="preserve">a.</w:t>
+      </w:r>
+      <w:r>
+        <w:rPr>
+          <w:rFonts w:ascii="Avenir Next" w:hAnsi="Avenir Next" w:cs="Avenir Next" w:eastAsia="Avenir Next"/>
+          <w:color w:val="1A1A1A"/>
           <w:sz w:val="20"/>
           <w:szCs w:val="20"/>
         </w:rPr>
-        <w:t xml:space="preserve">a.</w:t>
-      </w:r>
-      <w:r>
-        <w:rPr>
-          <w:rFonts w:ascii="Avenir Next" w:hAnsi="Avenir Next" w:cs="Avenir Next" w:eastAsia="Avenir Next"/>
-          <w:color w:val="1A1A1A"/>
-          <w:sz w:val="20"/>
-          <w:szCs w:val="20"/>
-        </w:rPr>
         <w:tab/>
       </w:r>
       <w:r>
         <w:rPr>
           <w:rFonts w:ascii="Avenir Next" w:hAnsi="Avenir Next" w:cs="Avenir Next" w:eastAsia="Avenir Next"/>
           <w:color w:val="1A1A1A"/>
-          <w:sz w:val="20"/>
+          <w:sz w:val="22"/>
           <w:szCs w:val="20"/>
         </w:rPr>
         <w:t xml:space="preserve">Write an integer for each temperature.</w:t>
@@ -3240,25 +3249,25 @@
           <w:rFonts w:ascii="Avenir Next" w:hAnsi="Avenir Next" w:cs="Avenir Next" w:eastAsia="Avenir Next"/>
           <w:b/>
           <w:color w:val="003A70"/>
+          <w:sz w:val="22"/>
+          <w:szCs w:val="20"/>
+        </w:rPr>
+        <w:t xml:space="preserve">b.</w:t>
+      </w:r>
+      <w:r>
+        <w:rPr>
+          <w:rFonts w:ascii="Avenir Next" w:hAnsi="Avenir Next" w:cs="Avenir Next" w:eastAsia="Avenir Next"/>
+          <w:color w:val="1A1A1A"/>
           <w:sz w:val="20"/>
           <w:szCs w:val="20"/>
         </w:rPr>
-        <w:t xml:space="preserve">b.</w:t>
-      </w:r>
-      <w:r>
-        <w:rPr>
-          <w:rFonts w:ascii="Avenir Next" w:hAnsi="Avenir Next" w:cs="Avenir Next" w:eastAsia="Avenir Next"/>
-          <w:color w:val="1A1A1A"/>
-          <w:sz w:val="20"/>
-          <w:szCs w:val="20"/>
-        </w:rPr>
         <w:tab/>
       </w:r>
       <w:r>
         <w:rPr>
           <w:rFonts w:ascii="Avenir Next" w:hAnsi="Avenir Next" w:cs="Avenir Next" w:eastAsia="Avenir Next"/>
           <w:color w:val="1A1A1A"/>
-          <w:sz w:val="20"/>
+          <w:sz w:val="22"/>
           <w:szCs w:val="20"/>
         </w:rPr>
         <w:t xml:space="preserve">How are the two integers related?</w:t>
@@ -3302,18 +3311,18 @@
           <w:rFonts w:ascii="Avenir Next" w:hAnsi="Avenir Next" w:cs="Avenir Next" w:eastAsia="Avenir Next"/>
           <w:b/>
           <w:color w:val="1A1A1A"/>
+          <w:sz w:val="22"/>
+          <w:szCs w:val="20"/>
+        </w:rPr>
+        <w:t xml:space="preserve">5.</w:t>
+      </w:r>
+      <w:r>
+        <w:rPr>
+          <w:rFonts w:ascii="Avenir Next" w:hAnsi="Avenir Next" w:cs="Avenir Next" w:eastAsia="Avenir Next"/>
+          <w:color w:val="1A1A1A"/>
           <w:sz w:val="20"/>
           <w:szCs w:val="20"/>
         </w:rPr>
-        <w:t xml:space="preserve">5.</w:t>
-      </w:r>
-      <w:r>
-        <w:rPr>
-          <w:rFonts w:ascii="Avenir Next" w:hAnsi="Avenir Next" w:cs="Avenir Next" w:eastAsia="Avenir Next"/>
-          <w:color w:val="1A1A1A"/>
-          <w:sz w:val="20"/>
-          <w:szCs w:val="20"/>
-        </w:rPr>
         <w:tab/>
       </w:r>
       <w:r>
@@ -3321,7 +3330,7 @@
           <w:rFonts w:ascii="Avenir Next" w:hAnsi="Avenir Next" w:cs="Avenir Next" w:eastAsia="Avenir Next"/>
           <w:b/>
           <w:color w:val="1A1A1A"/>
-          <w:sz w:val="20"/>
+          <w:sz w:val="22"/>
           <w:szCs w:val="20"/>
         </w:rPr>
         <w:t xml:space="preserve">Reasoning.  </w:t>
@@ -3330,7 +3339,7 @@
         <w:rPr>
           <w:rFonts w:ascii="Avenir Next" w:hAnsi="Avenir Next" w:cs="Avenir Next" w:eastAsia="Avenir Next"/>
           <w:color w:val="1A1A1A"/>
-          <w:sz w:val="20"/>
+          <w:sz w:val="22"/>
           <w:szCs w:val="20"/>
         </w:rPr>
         <w:t xml:space="preserve">Marcus says the opposite of a number is always negative. Is he right? Give an example.</w:t>
@@ -3409,6 +3418,7 @@
     </w:p>
     <w:p>
       <w:pPr>
+        <w:pStyle w:val="Heading2"/>
         <w:keepNext/>
         <w:pBdr>
           <w:bottom w:val="single" w:sz="8" w:space="3" w:color="003A70"/>
@@ -3424,7 +3434,7 @@
           <w:b/>
           <w:color w:val="003A70"/>
           <w:spacing w:val="14"/>
-          <w:sz w:val="19"/>
+          <w:sz w:val="22"/>
           <w:szCs w:val="19"/>
         </w:rPr>
         <w:t xml:space="preserve">TEST PRACTICE</w:t>
@@ -3443,7 +3453,7 @@
           <w:rFonts w:ascii="Avenir Next" w:hAnsi="Avenir Next" w:cs="Avenir Next" w:eastAsia="Avenir Next"/>
           <w:i/>
           <w:color w:val="5A5F66"/>
-          <w:sz w:val="17"/>
+          <w:sz w:val="22"/>
           <w:szCs w:val="17"/>
         </w:rPr>
         <w:t xml:space="preserve">choose the best answer</w:t>
@@ -3463,25 +3473,25 @@
           <w:rFonts w:ascii="Avenir Next" w:hAnsi="Avenir Next" w:cs="Avenir Next" w:eastAsia="Avenir Next"/>
           <w:b/>
           <w:color w:val="1A1A1A"/>
+          <w:sz w:val="22"/>
+          <w:szCs w:val="20"/>
+        </w:rPr>
+        <w:t xml:space="preserve">6.</w:t>
+      </w:r>
+      <w:r>
+        <w:rPr>
+          <w:rFonts w:ascii="Avenir Next" w:hAnsi="Avenir Next" w:cs="Avenir Next" w:eastAsia="Avenir Next"/>
+          <w:color w:val="1A1A1A"/>
           <w:sz w:val="20"/>
           <w:szCs w:val="20"/>
         </w:rPr>
-        <w:t xml:space="preserve">6.</w:t>
-      </w:r>
-      <w:r>
-        <w:rPr>
-          <w:rFonts w:ascii="Avenir Next" w:hAnsi="Avenir Next" w:cs="Avenir Next" w:eastAsia="Avenir Next"/>
-          <w:color w:val="1A1A1A"/>
-          <w:sz w:val="20"/>
-          <w:szCs w:val="20"/>
-        </w:rPr>
         <w:tab/>
       </w:r>
       <w:r>
         <w:rPr>
           <w:rFonts w:ascii="Avenir Next" w:hAnsi="Avenir Next" w:cs="Avenir Next" w:eastAsia="Avenir Next"/>
           <w:color w:val="1A1A1A"/>
-          <w:sz w:val="20"/>
+          <w:sz w:val="22"/>
           <w:szCs w:val="20"/>
         </w:rPr>
         <w:t xml:space="preserve">Which integer describes a loss of 18 points in a game?</w:t>
@@ -3537,25 +3547,25 @@
                 <w:rFonts w:ascii="Avenir Next" w:hAnsi="Avenir Next" w:cs="Avenir Next" w:eastAsia="Avenir Next"/>
                 <w:b/>
                 <w:color w:val="003A70"/>
+                <w:sz w:val="22"/>
+                <w:szCs w:val="19"/>
+              </w:rPr>
+              <w:t xml:space="preserve">A</w:t>
+            </w:r>
+            <w:r>
+              <w:rPr>
+                <w:rFonts w:ascii="Avenir Next" w:hAnsi="Avenir Next" w:cs="Avenir Next" w:eastAsia="Avenir Next"/>
+                <w:color w:val="1A1A1A"/>
                 <w:sz w:val="19"/>
                 <w:szCs w:val="19"/>
               </w:rPr>
-              <w:t xml:space="preserve">A</w:t>
-            </w:r>
-            <w:r>
-              <w:rPr>
-                <w:rFonts w:ascii="Avenir Next" w:hAnsi="Avenir Next" w:cs="Avenir Next" w:eastAsia="Avenir Next"/>
-                <w:color w:val="1A1A1A"/>
-                <w:sz w:val="19"/>
-                <w:szCs w:val="19"/>
-              </w:rPr>
               <w:tab/>
             </w:r>
             <w:r>
               <w:rPr>
                 <w:rFonts w:ascii="Avenir Next" w:hAnsi="Avenir Next" w:cs="Avenir Next" w:eastAsia="Avenir Next"/>
                 <w:color w:val="1A1A1A"/>
-                <w:sz w:val="19"/>
+                <w:sz w:val="22"/>
                 <w:szCs w:val="19"/>
               </w:rPr>
               <w:t xml:space="preserve">18</w:t>
@@ -3580,25 +3590,25 @@
                 <w:rFonts w:ascii="Avenir Next" w:hAnsi="Avenir Next" w:cs="Avenir Next" w:eastAsia="Avenir Next"/>
                 <w:b/>
                 <w:color w:val="003A70"/>
+                <w:sz w:val="22"/>
+                <w:szCs w:val="19"/>
+              </w:rPr>
+              <w:t xml:space="preserve">B</w:t>
+            </w:r>
+            <w:r>
+              <w:rPr>
+                <w:rFonts w:ascii="Avenir Next" w:hAnsi="Avenir Next" w:cs="Avenir Next" w:eastAsia="Avenir Next"/>
+                <w:color w:val="1A1A1A"/>
                 <w:sz w:val="19"/>
                 <w:szCs w:val="19"/>
               </w:rPr>
-              <w:t xml:space="preserve">B</w:t>
-            </w:r>
-            <w:r>
-              <w:rPr>
-                <w:rFonts w:ascii="Avenir Next" w:hAnsi="Avenir Next" w:cs="Avenir Next" w:eastAsia="Avenir Next"/>
-                <w:color w:val="1A1A1A"/>
-                <w:sz w:val="19"/>
-                <w:szCs w:val="19"/>
-              </w:rPr>
               <w:tab/>
             </w:r>
             <w:r>
               <w:rPr>
                 <w:rFonts w:ascii="Avenir Next" w:hAnsi="Avenir Next" w:cs="Avenir Next" w:eastAsia="Avenir Next"/>
                 <w:color w:val="1A1A1A"/>
-                <w:sz w:val="19"/>
+                <w:sz w:val="22"/>
                 <w:szCs w:val="19"/>
               </w:rPr>
               <w:t xml:space="preserve">−18</w:t>
@@ -3623,25 +3633,25 @@
                 <w:rFonts w:ascii="Avenir Next" w:hAnsi="Avenir Next" w:cs="Avenir Next" w:eastAsia="Avenir Next"/>
                 <w:b/>
                 <w:color w:val="003A70"/>
+                <w:sz w:val="22"/>
+                <w:szCs w:val="19"/>
+              </w:rPr>
+              <w:t xml:space="preserve">C</w:t>
+            </w:r>
+            <w:r>
+              <w:rPr>
+                <w:rFonts w:ascii="Avenir Next" w:hAnsi="Avenir Next" w:cs="Avenir Next" w:eastAsia="Avenir Next"/>
+                <w:color w:val="1A1A1A"/>
                 <w:sz w:val="19"/>
                 <w:szCs w:val="19"/>
               </w:rPr>
-              <w:t xml:space="preserve">C</w:t>
-            </w:r>
-            <w:r>
-              <w:rPr>
-                <w:rFonts w:ascii="Avenir Next" w:hAnsi="Avenir Next" w:cs="Avenir Next" w:eastAsia="Avenir Next"/>
-                <w:color w:val="1A1A1A"/>
-                <w:sz w:val="19"/>
-                <w:szCs w:val="19"/>
-              </w:rPr>
               <w:tab/>
             </w:r>
             <w:r>
               <w:rPr>
                 <w:rFonts w:ascii="Avenir Next" w:hAnsi="Avenir Next" w:cs="Avenir Next" w:eastAsia="Avenir Next"/>
                 <w:color w:val="1A1A1A"/>
-                <w:sz w:val="19"/>
+                <w:sz w:val="22"/>
                 <w:szCs w:val="19"/>
               </w:rPr>
               <w:t xml:space="preserve">−(−18)</w:t>
@@ -3666,25 +3676,25 @@
                 <w:rFonts w:ascii="Avenir Next" w:hAnsi="Avenir Next" w:cs="Avenir Next" w:eastAsia="Avenir Next"/>
                 <w:b/>
                 <w:color w:val="003A70"/>
+                <w:sz w:val="22"/>
+                <w:szCs w:val="19"/>
+              </w:rPr>
+              <w:t xml:space="preserve">D</w:t>
+            </w:r>
+            <w:r>
+              <w:rPr>
+                <w:rFonts w:ascii="Avenir Next" w:hAnsi="Avenir Next" w:cs="Avenir Next" w:eastAsia="Avenir Next"/>
+                <w:color w:val="1A1A1A"/>
                 <w:sz w:val="19"/>
                 <w:szCs w:val="19"/>
               </w:rPr>
-              <w:t xml:space="preserve">D</w:t>
-            </w:r>
-            <w:r>
-              <w:rPr>
-                <w:rFonts w:ascii="Avenir Next" w:hAnsi="Avenir Next" w:cs="Avenir Next" w:eastAsia="Avenir Next"/>
-                <w:color w:val="1A1A1A"/>
-                <w:sz w:val="19"/>
-                <w:szCs w:val="19"/>
-              </w:rPr>
               <w:tab/>
             </w:r>
             <w:r>
               <w:rPr>
                 <w:rFonts w:ascii="Avenir Next" w:hAnsi="Avenir Next" w:cs="Avenir Next" w:eastAsia="Avenir Next"/>
                 <w:color w:val="1A1A1A"/>
-                <w:sz w:val="19"/>
+                <w:sz w:val="22"/>
                 <w:szCs w:val="19"/>
               </w:rPr>
               <w:t xml:space="preserve">0</w:t>
@@ -3712,25 +3722,25 @@
           <w:rFonts w:ascii="Avenir Next" w:hAnsi="Avenir Next" w:cs="Avenir Next" w:eastAsia="Avenir Next"/>
           <w:b/>
           <w:color w:val="1A1A1A"/>
+          <w:sz w:val="22"/>
+          <w:szCs w:val="20"/>
+        </w:rPr>
+        <w:t xml:space="preserve">7.</w:t>
+      </w:r>
+      <w:r>
+        <w:rPr>
+          <w:rFonts w:ascii="Avenir Next" w:hAnsi="Avenir Next" w:cs="Avenir Next" w:eastAsia="Avenir Next"/>
+          <w:color w:val="1A1A1A"/>
           <w:sz w:val="20"/>
           <w:szCs w:val="20"/>
         </w:rPr>
-        <w:t xml:space="preserve">7.</w:t>
-      </w:r>
-      <w:r>
-        <w:rPr>
-          <w:rFonts w:ascii="Avenir Next" w:hAnsi="Avenir Next" w:cs="Avenir Next" w:eastAsia="Avenir Next"/>
-          <w:color w:val="1A1A1A"/>
-          <w:sz w:val="20"/>
-          <w:szCs w:val="20"/>
-        </w:rPr>
         <w:tab/>
       </w:r>
       <w:r>
         <w:rPr>
           <w:rFonts w:ascii="Avenir Next" w:hAnsi="Avenir Next" w:cs="Avenir Next" w:eastAsia="Avenir Next"/>
           <w:color w:val="1A1A1A"/>
-          <w:sz w:val="20"/>
+          <w:sz w:val="22"/>
           <w:szCs w:val="20"/>
         </w:rPr>
         <w:t xml:space="preserve">Which equation is true?</w:t>
@@ -3786,25 +3796,25 @@
                 <w:rFonts w:ascii="Avenir Next" w:hAnsi="Avenir Next" w:cs="Avenir Next" w:eastAsia="Avenir Next"/>
                 <w:b/>
                 <w:color w:val="003A70"/>
+                <w:sz w:val="22"/>
+                <w:szCs w:val="19"/>
+              </w:rPr>
+              <w:t xml:space="preserve">A</w:t>
+            </w:r>
+            <w:r>
+              <w:rPr>
+                <w:rFonts w:ascii="Avenir Next" w:hAnsi="Avenir Next" w:cs="Avenir Next" w:eastAsia="Avenir Next"/>
+                <w:color w:val="1A1A1A"/>
                 <w:sz w:val="19"/>
                 <w:szCs w:val="19"/>
               </w:rPr>
-              <w:t xml:space="preserve">A</w:t>
-            </w:r>
-            <w:r>
-              <w:rPr>
-                <w:rFonts w:ascii="Avenir Next" w:hAnsi="Avenir Next" w:cs="Avenir Next" w:eastAsia="Avenir Next"/>
-                <w:color w:val="1A1A1A"/>
-                <w:sz w:val="19"/>
-                <w:szCs w:val="19"/>
-              </w:rPr>
               <w:tab/>
             </w:r>
             <w:r>
               <w:rPr>
                 <w:rFonts w:ascii="Avenir Next" w:hAnsi="Avenir Next" w:cs="Avenir Next" w:eastAsia="Avenir Next"/>
                 <w:color w:val="1A1A1A"/>
-                <w:sz w:val="19"/>
+                <w:sz w:val="22"/>
                 <w:szCs w:val="19"/>
               </w:rPr>
               <w:t xml:space="preserve">−(−11) = −11</w:t>
@@ -3829,25 +3839,25 @@
                 <w:rFonts w:ascii="Avenir Next" w:hAnsi="Avenir Next" w:cs="Avenir Next" w:eastAsia="Avenir Next"/>
                 <w:b/>
                 <w:color w:val="003A70"/>
+                <w:sz w:val="22"/>
+                <w:szCs w:val="19"/>
+              </w:rPr>
+              <w:t xml:space="preserve">B</w:t>
+            </w:r>
+            <w:r>
+              <w:rPr>
+                <w:rFonts w:ascii="Avenir Next" w:hAnsi="Avenir Next" w:cs="Avenir Next" w:eastAsia="Avenir Next"/>
+                <w:color w:val="1A1A1A"/>
                 <w:sz w:val="19"/>
                 <w:szCs w:val="19"/>
               </w:rPr>
-              <w:t xml:space="preserve">B</w:t>
-            </w:r>
-            <w:r>
-              <w:rPr>
-                <w:rFonts w:ascii="Avenir Next" w:hAnsi="Avenir Next" w:cs="Avenir Next" w:eastAsia="Avenir Next"/>
-                <w:color w:val="1A1A1A"/>
-                <w:sz w:val="19"/>
-                <w:szCs w:val="19"/>
-              </w:rPr>
               <w:tab/>
             </w:r>
             <w:r>
               <w:rPr>
                 <w:rFonts w:ascii="Avenir Next" w:hAnsi="Avenir Next" w:cs="Avenir Next" w:eastAsia="Avenir Next"/>
                 <w:color w:val="1A1A1A"/>
-                <w:sz w:val="19"/>
+                <w:sz w:val="22"/>
                 <w:szCs w:val="19"/>
               </w:rPr>
               <w:t xml:space="preserve">−(−11) = 11</w:t>
@@ -3872,25 +3882,25 @@
                 <w:rFonts w:ascii="Avenir Next" w:hAnsi="Avenir Next" w:cs="Avenir Next" w:eastAsia="Avenir Next"/>
                 <w:b/>
                 <w:color w:val="003A70"/>
+                <w:sz w:val="22"/>
+                <w:szCs w:val="19"/>
+              </w:rPr>
+              <w:t xml:space="preserve">C</w:t>
+            </w:r>
+            <w:r>
+              <w:rPr>
+                <w:rFonts w:ascii="Avenir Next" w:hAnsi="Avenir Next" w:cs="Avenir Next" w:eastAsia="Avenir Next"/>
+                <w:color w:val="1A1A1A"/>
                 <w:sz w:val="19"/>
                 <w:szCs w:val="19"/>
               </w:rPr>
-              <w:t xml:space="preserve">C</w:t>
-            </w:r>
-            <w:r>
-              <w:rPr>
-                <w:rFonts w:ascii="Avenir Next" w:hAnsi="Avenir Next" w:cs="Avenir Next" w:eastAsia="Avenir Next"/>
-                <w:color w:val="1A1A1A"/>
-                <w:sz w:val="19"/>
-                <w:szCs w:val="19"/>
-              </w:rPr>
               <w:tab/>
             </w:r>
             <w:r>
               <w:rPr>
                 <w:rFonts w:ascii="Avenir Next" w:hAnsi="Avenir Next" w:cs="Avenir Next" w:eastAsia="Avenir Next"/>
                 <w:color w:val="1A1A1A"/>
-                <w:sz w:val="19"/>
+                <w:sz w:val="22"/>
                 <w:szCs w:val="19"/>
               </w:rPr>
               <w:t xml:space="preserve">−(11) = 11</w:t>
@@ -3915,25 +3925,25 @@
                 <w:rFonts w:ascii="Avenir Next" w:hAnsi="Avenir Next" w:cs="Avenir Next" w:eastAsia="Avenir Next"/>
                 <w:b/>
                 <w:color w:val="003A70"/>
+                <w:sz w:val="22"/>
+                <w:szCs w:val="19"/>
+              </w:rPr>
+              <w:t xml:space="preserve">D</w:t>
+            </w:r>
+            <w:r>
+              <w:rPr>
+                <w:rFonts w:ascii="Avenir Next" w:hAnsi="Avenir Next" w:cs="Avenir Next" w:eastAsia="Avenir Next"/>
+                <w:color w:val="1A1A1A"/>
                 <w:sz w:val="19"/>
                 <w:szCs w:val="19"/>
               </w:rPr>
-              <w:t xml:space="preserve">D</w:t>
-            </w:r>
-            <w:r>
-              <w:rPr>
-                <w:rFonts w:ascii="Avenir Next" w:hAnsi="Avenir Next" w:cs="Avenir Next" w:eastAsia="Avenir Next"/>
-                <w:color w:val="1A1A1A"/>
-                <w:sz w:val="19"/>
-                <w:szCs w:val="19"/>
-              </w:rPr>
               <w:tab/>
             </w:r>
             <w:r>
               <w:rPr>
                 <w:rFonts w:ascii="Avenir Next" w:hAnsi="Avenir Next" w:cs="Avenir Next" w:eastAsia="Avenir Next"/>
                 <w:color w:val="1A1A1A"/>
-                <w:sz w:val="19"/>
+                <w:sz w:val="22"/>
                 <w:szCs w:val="19"/>
               </w:rPr>
               <w:t xml:space="preserve">−(0) = 1</w:t>
@@ -3991,6 +4001,7 @@
           </w:tcPr>
           <w:p>
             <w:pPr>
+              <w:pStyle w:val="Heading2"/>
               <w:spacing w:before="0" w:after="0" w:line="240" w:lineRule="auto"/>
             </w:pPr>
             <w:r>
@@ -4028,7 +4039,7 @@
               <w:rPr>
                 <w:rFonts w:ascii="Avenir Next" w:hAnsi="Avenir Next" w:cs="Avenir Next" w:eastAsia="Avenir Next"/>
                 <w:color w:val="1A1A1A"/>
-                <w:sz w:val="17"/>
+                <w:sz w:val="22"/>
                 <w:szCs w:val="17"/>
               </w:rPr>
               <w:t xml:space="preserve">  I can do this on my own</w:t>
@@ -4057,7 +4068,7 @@
               <w:rPr>
                 <w:rFonts w:ascii="Avenir Next" w:hAnsi="Avenir Next" w:cs="Avenir Next" w:eastAsia="Avenir Next"/>
                 <w:color w:val="1A1A1A"/>
-                <w:sz w:val="17"/>
+                <w:sz w:val="22"/>
                 <w:szCs w:val="17"/>
               </w:rPr>
               <w:t xml:space="preserve">  I need a little help</w:t>
@@ -4086,7 +4097,7 @@
               <w:rPr>
                 <w:rFonts w:ascii="Avenir Next" w:hAnsi="Avenir Next" w:cs="Avenir Next" w:eastAsia="Avenir Next"/>
                 <w:color w:val="1A1A1A"/>
-                <w:sz w:val="17"/>
+                <w:sz w:val="22"/>
                 <w:szCs w:val="17"/>
               </w:rPr>
               <w:t xml:space="preserve">  I have a question about #</w:t>
@@ -4124,7 +4135,7 @@
         <w:rPr>
           <w:rFonts w:ascii="Avenir Next" w:hAnsi="Avenir Next" w:cs="Avenir Next" w:eastAsia="Avenir Next"/>
           <w:color w:val="5A5F66"/>
-          <w:sz w:val="17"/>
+          <w:sz w:val="22"/>
           <w:szCs w:val="17"/>
         </w:rPr>
         <w:t xml:space="preserve">Tell someone at home a money story with a negative number. Ask what 0 means in it.</w:t>
@@ -4218,7 +4229,106 @@
               <w:sz w:val="15"/>
               <w:szCs w:val="15"/>
             </w:rPr>
-            <w:t xml:space="preserve">Lesson 7-1  ·  Homework Packet</w:t>
+            <w:t xml:space="preserve">7-1 · Page </w:t>
+          </w:r>
+          <w:r>
+            <w:rPr>
+              <w:rFonts w:ascii="Avenir Next" w:hAnsi="Avenir Next" w:cs="Avenir Next" w:eastAsia="Avenir Next"/>
+              <w:color w:val="5A5F66"/>
+              <w:sz w:val="15"/>
+              <w:szCs w:val="15"/>
+            </w:rPr>
+            <w:fldChar w:fldCharType="begin"/>
+          </w:r>
+          <w:r>
+            <w:rPr>
+              <w:rFonts w:ascii="Avenir Next" w:hAnsi="Avenir Next" w:cs="Avenir Next" w:eastAsia="Avenir Next"/>
+              <w:color w:val="5A5F66"/>
+              <w:sz w:val="15"/>
+              <w:szCs w:val="15"/>
+            </w:rPr>
+            <w:instrText xml:space="preserve"> PAGE </w:instrText>
+          </w:r>
+          <w:r>
+            <w:rPr>
+              <w:rFonts w:ascii="Avenir Next" w:hAnsi="Avenir Next" w:cs="Avenir Next" w:eastAsia="Avenir Next"/>
+              <w:color w:val="5A5F66"/>
+              <w:sz w:val="15"/>
+              <w:szCs w:val="15"/>
+            </w:rPr>
+            <w:fldChar w:fldCharType="separate"/>
+          </w:r>
+          <w:r>
+            <w:rPr>
+              <w:rFonts w:ascii="Avenir Next" w:hAnsi="Avenir Next" w:cs="Avenir Next" w:eastAsia="Avenir Next"/>
+              <w:color w:val="5A5F66"/>
+              <w:sz w:val="15"/>
+              <w:szCs w:val="15"/>
+            </w:rPr>
+            <w:t xml:space="preserve">1</w:t>
+          </w:r>
+          <w:r>
+            <w:rPr>
+              <w:rFonts w:ascii="Avenir Next" w:hAnsi="Avenir Next" w:cs="Avenir Next" w:eastAsia="Avenir Next"/>
+              <w:color w:val="5A5F66"/>
+              <w:sz w:val="15"/>
+              <w:szCs w:val="15"/>
+            </w:rPr>
+            <w:fldChar w:fldCharType="end"/>
+          </w:r>
+          <w:r>
+            <w:rPr>
+              <w:rFonts w:ascii="Avenir Next" w:hAnsi="Avenir Next" w:cs="Avenir Next" w:eastAsia="Avenir Next"/>
+              <w:color w:val="5A5F66"/>
+              <w:sz w:val="15"/>
+              <w:szCs w:val="15"/>
+            </w:rPr>
+            <w:t xml:space="preserve"> of </w:t>
+          </w:r>
+          <w:r>
+            <w:rPr>
+              <w:rFonts w:ascii="Avenir Next" w:hAnsi="Avenir Next" w:cs="Avenir Next" w:eastAsia="Avenir Next"/>
+              <w:color w:val="5A5F66"/>
+              <w:sz w:val="15"/>
+              <w:szCs w:val="15"/>
+            </w:rPr>
+            <w:fldChar w:fldCharType="begin"/>
+          </w:r>
+          <w:r>
+            <w:rPr>
+              <w:rFonts w:ascii="Avenir Next" w:hAnsi="Avenir Next" w:cs="Avenir Next" w:eastAsia="Avenir Next"/>
+              <w:color w:val="5A5F66"/>
+              <w:sz w:val="15"/>
+              <w:szCs w:val="15"/>
+            </w:rPr>
+            <w:instrText xml:space="preserve"> NUMPAGES </w:instrText>
+          </w:r>
+          <w:r>
+            <w:rPr>
+              <w:rFonts w:ascii="Avenir Next" w:hAnsi="Avenir Next" w:cs="Avenir Next" w:eastAsia="Avenir Next"/>
+              <w:color w:val="5A5F66"/>
+              <w:sz w:val="15"/>
+              <w:szCs w:val="15"/>
+            </w:rPr>
+            <w:fldChar w:fldCharType="separate"/>
+          </w:r>
+          <w:r>
+            <w:rPr>
+              <w:rFonts w:ascii="Avenir Next" w:hAnsi="Avenir Next" w:cs="Avenir Next" w:eastAsia="Avenir Next"/>
+              <w:color w:val="5A5F66"/>
+              <w:sz w:val="15"/>
+              <w:szCs w:val="15"/>
+            </w:rPr>
+            <w:t xml:space="preserve">1</w:t>
+          </w:r>
+          <w:r>
+            <w:rPr>
+              <w:rFonts w:ascii="Avenir Next" w:hAnsi="Avenir Next" w:cs="Avenir Next" w:eastAsia="Avenir Next"/>
+              <w:color w:val="5A5F66"/>
+              <w:sz w:val="15"/>
+              <w:szCs w:val="15"/>
+            </w:rPr>
+            <w:fldChar w:fldCharType="end"/>
           </w:r>
         </w:p>
       </w:tc>
@@ -4261,5 +4371,23 @@
       </w:tblCellMar>
     </w:tblPr>
   </w:style>
+  <w:style w:type="paragraph" w:styleId="Heading1">
+    <w:name w:val="heading 1"/>
+    <w:basedOn w:val="Normal"/>
+    <w:pPr>
+      <w:outlineLvl w:val="0"/>
+      <w:keepNext w:val="0"/>
+      <w:keepLines w:val="0"/>
+    </w:pPr>
+  </w:style>
+  <w:style w:type="paragraph" w:styleId="Heading2">
+    <w:name w:val="heading 2"/>
+    <w:basedOn w:val="Normal"/>
+    <w:pPr>
+      <w:outlineLvl w:val="1"/>
+      <w:keepNext w:val="0"/>
+      <w:keepLines w:val="0"/>
+    </w:pPr>
+  </w:style>
 </w:styles>
 </file>